--- a/video-film-editing/output/04 3.3a Rangka Nota Pembelajaran/3.3a-02 Rangka Nota Pembelajaran C02 VISUAL EDITING PREPARATION (IT-072).docx
+++ b/video-film-editing/output/04 3.3a Rangka Nota Pembelajaran/3.3a-02 Rangka Nota Pembelajaran C02 VISUAL EDITING PREPARATION (IT-072).docx
@@ -22,7 +22,7 @@
           <w:szCs w:val="24"/>
           <w:lang w:val="pt-BR"/>
         </w:rPr>
-        <w:t>3.3a Rangka Nota Pembelajaran — IT-072-3:2012-C02 Visual Editing Preparation</w:t>
+        <w:t>RANGKA NOTA PEMBELAJARAN — IT-072-3:2012-C02 Visual Editing Preparation</w:t>
       </w:r>
     </w:p>
     <w:tbl>
@@ -175,40 +175,604 @@
     </w:tbl>
     <w:p/>
     <w:p>
-      <w:pPr>
-        <w:pStyle w:val="Heading2"/>
-      </w:pPr>
       <w:r>
-        <w:t>WA1: Review cue sheet / continuity sheet / shooting board</w:t>
+        <w:rPr>
+          <w:b/>
+          <w:sz w:val="24"/>
+        </w:rPr>
+        <w:t>Aktiviti Kerja 1: Review cue sheet, continuity sheet, shooting board  (IT-072-3:2012-C02-W01)</w:t>
       </w:r>
     </w:p>
+    <w:p>
+      <w:r>
+        <w:t>Rangka topik (Bab dan sub-topik):</w:t>
+      </w:r>
+    </w:p>
+    <w:tbl>
+      <w:tblPr>
+        <w:tblW w:type="auto" w:w="0"/>
+        <w:tblLook w:firstColumn="1" w:firstRow="1" w:lastColumn="0" w:lastRow="0" w:noHBand="0" w:noVBand="1" w:val="04A0"/>
+      </w:tblPr>
+      <w:tblGrid>
+        <w:gridCol w:w="4513"/>
+        <w:gridCol w:w="4513"/>
+      </w:tblGrid>
+      <w:tr>
+        <w:tc>
+          <w:tcPr>
+            <w:tcW w:type="dxa" w:w="4513"/>
+          </w:tcPr>
+          <w:p>
+            <w:r>
+              <w:rPr>
+                <w:b/>
+              </w:rPr>
+              <w:t>Bab</w:t>
+            </w:r>
+          </w:p>
+        </w:tc>
+        <w:tc>
+          <w:tcPr>
+            <w:tcW w:type="dxa" w:w="4513"/>
+          </w:tcPr>
+          <w:p>
+            <w:r>
+              <w:rPr>
+                <w:b/>
+              </w:rPr>
+              <w:t>Sub-topik</w:t>
+            </w:r>
+          </w:p>
+        </w:tc>
+      </w:tr>
+      <w:tr>
+        <w:tc>
+          <w:tcPr>
+            <w:tcW w:type="dxa" w:w="4513"/>
+          </w:tcPr>
+          <w:p>
+            <w:r>
+              <w:t>Bab 1: Script</w:t>
+            </w:r>
+          </w:p>
+        </w:tc>
+        <w:tc>
+          <w:tcPr>
+            <w:tcW w:type="dxa" w:w="4513"/>
+          </w:tcPr>
+          <w:p>
+            <w:r>
+              <w:t>1. Fungsi Skrip dalam Persediaan Editing</w:t>
+              <w:br/>
+              <w:t>2. Skrip sebagai Kriteria 'Good Take'</w:t>
+            </w:r>
+          </w:p>
+        </w:tc>
+      </w:tr>
+      <w:tr>
+        <w:tc>
+          <w:tcPr>
+            <w:tcW w:type="dxa" w:w="4513"/>
+          </w:tcPr>
+          <w:p>
+            <w:r>
+              <w:t>Bab 2: Continuity Sheet</w:t>
+            </w:r>
+          </w:p>
+        </w:tc>
+        <w:tc>
+          <w:tcPr>
+            <w:tcW w:type="dxa" w:w="4513"/>
+          </w:tcPr>
+          <w:p>
+            <w:r>
+              <w:t>1. Definisi dan Kandungan Continuity Sheet</w:t>
+              <w:br/>
+              <w:t>2. Fungsi Continuity Sheet dalam Review</w:t>
+            </w:r>
+          </w:p>
+        </w:tc>
+      </w:tr>
+      <w:tr>
+        <w:tc>
+          <w:tcPr>
+            <w:tcW w:type="dxa" w:w="4513"/>
+          </w:tcPr>
+          <w:p>
+            <w:r>
+              <w:t>Bab 3: Shooting Board</w:t>
+            </w:r>
+          </w:p>
+        </w:tc>
+        <w:tc>
+          <w:tcPr>
+            <w:tcW w:type="dxa" w:w="4513"/>
+          </w:tcPr>
+          <w:p>
+            <w:r>
+              <w:t>1. Definisi dan Perbezaan dengan Storyboard</w:t>
+              <w:br/>
+              <w:t>2. Kegunaan Shooting Board bagi Editor</w:t>
+            </w:r>
+          </w:p>
+        </w:tc>
+      </w:tr>
+      <w:tr>
+        <w:tc>
+          <w:tcPr>
+            <w:tcW w:type="dxa" w:w="4513"/>
+          </w:tcPr>
+          <w:p>
+            <w:r>
+              <w:t>Bab 4: DIT (Digital Imaging Technician) Sheet</w:t>
+            </w:r>
+          </w:p>
+        </w:tc>
+        <w:tc>
+          <w:tcPr>
+            <w:tcW w:type="dxa" w:w="4513"/>
+          </w:tcPr>
+          <w:p>
+            <w:r>
+              <w:t>1. Definisi dan Penyedia DIT Sheet</w:t>
+              <w:br/>
+              <w:t>2. Maklumat Kritikal dalam DIT Sheet</w:t>
+            </w:r>
+          </w:p>
+        </w:tc>
+      </w:tr>
+    </w:tbl>
     <w:p/>
     <w:p>
-      <w:pPr>
-        <w:pStyle w:val="Heading2"/>
-      </w:pPr>
       <w:r>
-        <w:t>WA2: Convert recorded materials / footage</w:t>
+        <w:rPr>
+          <w:b/>
+          <w:sz w:val="24"/>
+        </w:rPr>
+        <w:t>Aktiviti Kerja 2: Convert recorded materials, footage  (IT-072-3:2012-C02-W02)</w:t>
       </w:r>
     </w:p>
+    <w:p>
+      <w:r>
+        <w:t>Rangka topik (Bab dan sub-topik):</w:t>
+      </w:r>
+    </w:p>
+    <w:tbl>
+      <w:tblPr>
+        <w:tblW w:type="auto" w:w="0"/>
+        <w:tblLook w:firstColumn="1" w:firstRow="1" w:lastColumn="0" w:lastRow="0" w:noHBand="0" w:noVBand="1" w:val="04A0"/>
+      </w:tblPr>
+      <w:tblGrid>
+        <w:gridCol w:w="4513"/>
+        <w:gridCol w:w="4513"/>
+      </w:tblGrid>
+      <w:tr>
+        <w:tc>
+          <w:tcPr>
+            <w:tcW w:type="dxa" w:w="4513"/>
+          </w:tcPr>
+          <w:p>
+            <w:r>
+              <w:rPr>
+                <w:b/>
+              </w:rPr>
+              <w:t>Bab</w:t>
+            </w:r>
+          </w:p>
+        </w:tc>
+        <w:tc>
+          <w:tcPr>
+            <w:tcW w:type="dxa" w:w="4513"/>
+          </w:tcPr>
+          <w:p>
+            <w:r>
+              <w:rPr>
+                <w:b/>
+              </w:rPr>
+              <w:t>Sub-topik</w:t>
+            </w:r>
+          </w:p>
+        </w:tc>
+      </w:tr>
+      <w:tr>
+        <w:tc>
+          <w:tcPr>
+            <w:tcW w:type="dxa" w:w="4513"/>
+          </w:tcPr>
+          <w:p>
+            <w:r>
+              <w:t>Bab 1: Type of Editing Format (4K, 2K, HD, SD)</w:t>
+            </w:r>
+          </w:p>
+        </w:tc>
+        <w:tc>
+          <w:tcPr>
+            <w:tcW w:type="dxa" w:w="4513"/>
+          </w:tcPr>
+          <w:p>
+            <w:r>
+              <w:t>1. Jenis Format dan Resolusi</w:t>
+              <w:br/>
+              <w:t>2. Penentuan Format Mengikut Keperluan Output</w:t>
+              <w:br/>
+              <w:t>3. Amalan Studio: Fail Proxy</w:t>
+            </w:r>
+          </w:p>
+        </w:tc>
+      </w:tr>
+      <w:tr>
+        <w:tc>
+          <w:tcPr>
+            <w:tcW w:type="dxa" w:w="4513"/>
+          </w:tcPr>
+          <w:p>
+            <w:r>
+              <w:t>Bab 2: Software and Hardware Specification</w:t>
+            </w:r>
+          </w:p>
+        </w:tc>
+        <w:tc>
+          <w:tcPr>
+            <w:tcW w:type="dxa" w:w="4513"/>
+          </w:tcPr>
+          <w:p>
+            <w:r>
+              <w:t>1. Perisian NLE (Non-Linear Editing)</w:t>
+              <w:br/>
+              <w:t>2. Keperluan Perkakasan</w:t>
+              <w:br/>
+              <w:t>3. Tanggungjawab Editor terhadap Kecukupan Peralatan</w:t>
+            </w:r>
+          </w:p>
+        </w:tc>
+      </w:tr>
+      <w:tr>
+        <w:tc>
+          <w:tcPr>
+            <w:tcW w:type="dxa" w:w="4513"/>
+          </w:tcPr>
+          <w:p>
+            <w:r>
+              <w:t>Bab 3: Type of Compression Footages (Low resolution, High resolution, Uncompressed)</w:t>
+            </w:r>
+          </w:p>
+        </w:tc>
+        <w:tc>
+          <w:tcPr>
+            <w:tcW w:type="dxa" w:w="4513"/>
+          </w:tcPr>
+          <w:p>
+            <w:r>
+              <w:t>1. Kategori Mampatan</w:t>
+              <w:br/>
+              <w:t>2. Pemilihan Mampatan Mengikut Peringkat Kerja</w:t>
+            </w:r>
+          </w:p>
+        </w:tc>
+      </w:tr>
+    </w:tbl>
     <w:p/>
     <w:p>
-      <w:pPr>
-        <w:pStyle w:val="Heading2"/>
-      </w:pPr>
       <w:r>
-        <w:t>WA3: Perform digitising / capturing recorded materials</w:t>
+        <w:rPr>
+          <w:b/>
+          <w:sz w:val="24"/>
+        </w:rPr>
+        <w:t>Aktiviti Kerja 3: Perform digitising, capturing recorded materials  (IT-072-3:2012-C02-W03)</w:t>
       </w:r>
     </w:p>
+    <w:p>
+      <w:r>
+        <w:t>Rangka topik (Bab dan sub-topik):</w:t>
+      </w:r>
+    </w:p>
+    <w:tbl>
+      <w:tblPr>
+        <w:tblW w:type="auto" w:w="0"/>
+        <w:tblLook w:firstColumn="1" w:firstRow="1" w:lastColumn="0" w:lastRow="0" w:noHBand="0" w:noVBand="1" w:val="04A0"/>
+      </w:tblPr>
+      <w:tblGrid>
+        <w:gridCol w:w="4513"/>
+        <w:gridCol w:w="4513"/>
+      </w:tblGrid>
+      <w:tr>
+        <w:tc>
+          <w:tcPr>
+            <w:tcW w:type="dxa" w:w="4513"/>
+          </w:tcPr>
+          <w:p>
+            <w:r>
+              <w:rPr>
+                <w:b/>
+              </w:rPr>
+              <w:t>Bab</w:t>
+            </w:r>
+          </w:p>
+        </w:tc>
+        <w:tc>
+          <w:tcPr>
+            <w:tcW w:type="dxa" w:w="4513"/>
+          </w:tcPr>
+          <w:p>
+            <w:r>
+              <w:rPr>
+                <w:b/>
+              </w:rPr>
+              <w:t>Sub-topik</w:t>
+            </w:r>
+          </w:p>
+        </w:tc>
+      </w:tr>
+      <w:tr>
+        <w:tc>
+          <w:tcPr>
+            <w:tcW w:type="dxa" w:w="4513"/>
+          </w:tcPr>
+          <w:p>
+            <w:r>
+              <w:t>Bab 1: Film Scanning</w:t>
+            </w:r>
+          </w:p>
+        </w:tc>
+        <w:tc>
+          <w:tcPr>
+            <w:tcW w:type="dxa" w:w="4513"/>
+          </w:tcPr>
+          <w:p>
+            <w:r>
+              <w:t>1. Proses dan Peralatan Film Scanning</w:t>
+              <w:br/>
+              <w:t>2. Resolusi dan Format Fail Hasil Imbasan</w:t>
+            </w:r>
+          </w:p>
+        </w:tc>
+      </w:tr>
+      <w:tr>
+        <w:tc>
+          <w:tcPr>
+            <w:tcW w:type="dxa" w:w="4513"/>
+          </w:tcPr>
+          <w:p>
+            <w:r>
+              <w:t>Bab 2: Transfer Process</w:t>
+            </w:r>
+          </w:p>
+        </w:tc>
+        <w:tc>
+          <w:tcPr>
+            <w:tcW w:type="dxa" w:w="4513"/>
+          </w:tcPr>
+          <w:p>
+            <w:r>
+              <w:t>1. Telecine (TC) Process (Film-to-tape transfer)</w:t>
+              <w:br/>
+              <w:t>2. Broadcast Equipment dan Data Transfer</w:t>
+            </w:r>
+          </w:p>
+        </w:tc>
+      </w:tr>
+      <w:tr>
+        <w:tc>
+          <w:tcPr>
+            <w:tcW w:type="dxa" w:w="4513"/>
+          </w:tcPr>
+          <w:p>
+            <w:r>
+              <w:t>Bab 3: Computer Software and Hardware</w:t>
+            </w:r>
+          </w:p>
+        </w:tc>
+        <w:tc>
+          <w:tcPr>
+            <w:tcW w:type="dxa" w:w="4513"/>
+          </w:tcPr>
+          <w:p>
+            <w:r>
+              <w:t>1. Pengesahan Perisian dan Perkakasan</w:t>
+              <w:br/>
+              <w:t>2. Fail Projek Editing</w:t>
+            </w:r>
+          </w:p>
+        </w:tc>
+      </w:tr>
+      <w:tr>
+        <w:tc>
+          <w:tcPr>
+            <w:tcW w:type="dxa" w:w="4513"/>
+          </w:tcPr>
+          <w:p>
+            <w:r>
+              <w:t>Bab 4: Type of Format Material</w:t>
+            </w:r>
+          </w:p>
+        </w:tc>
+        <w:tc>
+          <w:tcPr>
+            <w:tcW w:type="dxa" w:w="4513"/>
+          </w:tcPr>
+          <w:p>
+            <w:r>
+              <w:t>1. Kategori Format Material</w:t>
+              <w:br/>
+              <w:t>2. Kepentingan Pengenalpastian Format</w:t>
+            </w:r>
+          </w:p>
+        </w:tc>
+      </w:tr>
+      <w:tr>
+        <w:tc>
+          <w:tcPr>
+            <w:tcW w:type="dxa" w:w="4513"/>
+          </w:tcPr>
+          <w:p>
+            <w:r>
+              <w:t>Bab 5: Type of Conversion Format</w:t>
+            </w:r>
+          </w:p>
+        </w:tc>
+        <w:tc>
+          <w:tcPr>
+            <w:tcW w:type="dxa" w:w="4513"/>
+          </w:tcPr>
+          <w:p>
+            <w:r>
+              <w:t>1. Jenis Konversi</w:t>
+              <w:br/>
+              <w:t>2. Risiko Semasa Konversi</w:t>
+            </w:r>
+          </w:p>
+        </w:tc>
+      </w:tr>
+      <w:tr>
+        <w:tc>
+          <w:tcPr>
+            <w:tcW w:type="dxa" w:w="4513"/>
+          </w:tcPr>
+          <w:p>
+            <w:r>
+              <w:t>Bab 6: Type of Aspect Ratio Format</w:t>
+            </w:r>
+          </w:p>
+        </w:tc>
+        <w:tc>
+          <w:tcPr>
+            <w:tcW w:type="dxa" w:w="4513"/>
+          </w:tcPr>
+          <w:p>
+            <w:r>
+              <w:t>1. Jenis Aspect Ratio</w:t>
+              <w:br/>
+              <w:t>2. Kepentingan Pengesahan Aspect Ratio</w:t>
+            </w:r>
+          </w:p>
+        </w:tc>
+      </w:tr>
+    </w:tbl>
     <w:p/>
     <w:p>
-      <w:pPr>
-        <w:pStyle w:val="Heading2"/>
-      </w:pPr>
       <w:r>
-        <w:t>WA4: Arrange scenes to respected bins</w:t>
+        <w:rPr>
+          <w:b/>
+          <w:sz w:val="24"/>
+        </w:rPr>
+        <w:t>Aktiviti Kerja 4: Arrange scenes to respected bins  (IT-072-3:2012-C02-W04)</w:t>
       </w:r>
     </w:p>
+    <w:p>
+      <w:r>
+        <w:t>Rangka topik (Bab dan sub-topik):</w:t>
+      </w:r>
+    </w:p>
+    <w:tbl>
+      <w:tblPr>
+        <w:tblW w:type="auto" w:w="0"/>
+        <w:tblLook w:firstColumn="1" w:firstRow="1" w:lastColumn="0" w:lastRow="0" w:noHBand="0" w:noVBand="1" w:val="04A0"/>
+      </w:tblPr>
+      <w:tblGrid>
+        <w:gridCol w:w="4513"/>
+        <w:gridCol w:w="4513"/>
+      </w:tblGrid>
+      <w:tr>
+        <w:tc>
+          <w:tcPr>
+            <w:tcW w:type="dxa" w:w="4513"/>
+          </w:tcPr>
+          <w:p>
+            <w:r>
+              <w:rPr>
+                <w:b/>
+              </w:rPr>
+              <w:t>Bab</w:t>
+            </w:r>
+          </w:p>
+        </w:tc>
+        <w:tc>
+          <w:tcPr>
+            <w:tcW w:type="dxa" w:w="4513"/>
+          </w:tcPr>
+          <w:p>
+            <w:r>
+              <w:rPr>
+                <w:b/>
+              </w:rPr>
+              <w:t>Sub-topik</w:t>
+            </w:r>
+          </w:p>
+        </w:tc>
+      </w:tr>
+      <w:tr>
+        <w:tc>
+          <w:tcPr>
+            <w:tcW w:type="dxa" w:w="4513"/>
+          </w:tcPr>
+          <w:p>
+            <w:r>
+              <w:t>Bab 1: Editing Software</w:t>
+            </w:r>
+          </w:p>
+        </w:tc>
+        <w:tc>
+          <w:tcPr>
+            <w:tcW w:type="dxa" w:w="4513"/>
+          </w:tcPr>
+          <w:p>
+            <w:r>
+              <w:t>1. Definisi Bin</w:t>
+              <w:br/>
+              <w:t>2. Fungsi dan Perbandingan Ciri Bin</w:t>
+            </w:r>
+          </w:p>
+        </w:tc>
+      </w:tr>
+      <w:tr>
+        <w:tc>
+          <w:tcPr>
+            <w:tcW w:type="dxa" w:w="4513"/>
+          </w:tcPr>
+          <w:p>
+            <w:r>
+              <w:t>Bab 2: Scene Coordination</w:t>
+            </w:r>
+          </w:p>
+        </w:tc>
+        <w:tc>
+          <w:tcPr>
+            <w:tcW w:type="dxa" w:w="4513"/>
+          </w:tcPr>
+          <w:p>
+            <w:r>
+              <w:t>1. Definisi dan Tujuan</w:t>
+              <w:br/>
+              <w:t>2. Kaedah Penyelarasan Scene</w:t>
+            </w:r>
+          </w:p>
+        </w:tc>
+      </w:tr>
+      <w:tr>
+        <w:tc>
+          <w:tcPr>
+            <w:tcW w:type="dxa" w:w="4513"/>
+          </w:tcPr>
+          <w:p>
+            <w:r>
+              <w:t>Bab 3: Bins Labelling</w:t>
+            </w:r>
+          </w:p>
+        </w:tc>
+        <w:tc>
+          <w:tcPr>
+            <w:tcW w:type="dxa" w:w="4513"/>
+          </w:tcPr>
+          <w:p>
+            <w:r>
+              <w:t>1. Amalan Pelabelan yang Disyorkan</w:t>
+              <w:br/>
+              <w:t>2. Hasil Akhir: Senarai Bin</w:t>
+            </w:r>
+          </w:p>
+        </w:tc>
+      </w:tr>
+    </w:tbl>
     <w:p/>
     <w:sectPr>
       <w:pgSz w:w="11906" w:h="16838"/>
@@ -216,838 +780,6 @@
       <w:cols w:space="720"/>
       <w:docGrid w:linePitch="360"/>
     </w:sectPr>
-    <w:tbl>
-      <w:tblPr>
-        <w:tblW w:w="5000" w:type="pct"/>
-        <w:tblBorders>
-          <w:top w:val="single" w:sz="4" w:space="0" w:color="auto"/>
-          <w:left w:val="single" w:sz="4" w:space="0" w:color="auto"/>
-          <w:bottom w:val="single" w:sz="4" w:space="0" w:color="auto"/>
-          <w:right w:val="single" w:sz="4" w:space="0" w:color="auto"/>
-          <w:insideH w:val="single" w:sz="4" w:space="0" w:color="auto"/>
-          <w:insideV w:val="single" w:sz="4" w:space="0" w:color="auto"/>
-        </w:tblBorders>
-        <w:tblCellMar>
-          <w:left w:w="10" w:type="dxa"/>
-          <w:right w:w="10" w:type="dxa"/>
-        </w:tblCellMar>
-        <w:tblLook w:val="0000" w:firstRow="0" w:lastRow="0" w:firstColumn="0" w:lastColumn="0" w:noHBand="0" w:noVBand="0"/>
-      </w:tblPr>
-      <w:tblGrid>
-        <w:gridCol w:w="9016"/>
-      </w:tblGrid>
-      <w:tr>
-        <w:tc>
-          <w:tcPr>
-            <w:tcW w:w="0" w:type="auto"/>
-            <w:shd w:val="clear" w:color="auto" w:fill="F2F2F2"/>
-            <w:tcMar>
-              <w:top w:w="150" w:type="dxa"/>
-              <w:left w:w="150" w:type="dxa"/>
-              <w:bottom w:w="150" w:type="dxa"/>
-              <w:right w:w="150" w:type="dxa"/>
-            </w:tcMar>
-          </w:tcPr>
-          <w:p>
-            <w:pPr>
-              <w:spacing w:line="360" w:lineRule="auto"/>
-              <w:rPr>
-                <w:rFonts w:ascii="Arial" w:hAnsi="Arial" w:cs="Arial"/>
-                <w:sz w:val="24"/>
-                <w:szCs w:val="24"/>
-              </w:rPr>
-            </w:pPr>
-            <w:r/>
-            <w:r>
-              <w:rPr>
-                <w:b/>
-                <w:sz w:val="21"/>
-              </w:rPr>
-              <w:t>PROMPT CHATGPT/AI</w:t>
-            </w:r>
-          </w:p>
-          <w:p>
-            <w:pPr/>
-            <w:r>
-              <w:rPr>
-                <w:b w:val="0"/>
-                <w:sz w:val="21"/>
-              </w:rPr>
-              <w:t>Syarikat saya [TBD: nama syarikat].</w:t>
-            </w:r>
-          </w:p>
-          <w:p>
-            <w:pPr/>
-            <w:r>
-              <w:rPr>
-                <w:b w:val="0"/>
-                <w:sz w:val="21"/>
-              </w:rPr>
-              <w:t>Syarikat akan menawarkan program IT-072-3:2012 VIDEO / FILM (EDITING) TAHAP 3 kepada pekerja kami yang berkerja sebagai Editor.</w:t>
-            </w:r>
-          </w:p>
-          <w:p>
-            <w:pPr/>
-            <w:r>
-              <w:rPr>
-                <w:b w:val="0"/>
-                <w:sz w:val="21"/>
-              </w:rPr>
-              <w:t>Module: C02 Visual Editing Preparation</w:t>
-            </w:r>
-          </w:p>
-          <w:p>
-            <w:pPr/>
-            <w:r>
-              <w:rPr>
-                <w:b w:val="0"/>
-                <w:sz w:val="21"/>
-              </w:rPr>
-              <w:t>Work Activity: WA1: Review cue sheet / continuity sheet / shooting board</w:t>
-            </w:r>
-          </w:p>
-          <w:p>
-            <w:pPr/>
-            <w:r>
-              <w:rPr>
-                <w:b w:val="0"/>
-                <w:sz w:val="21"/>
-              </w:rPr>
-              <w:t>Senarai topik nota yang berkenaan dengan work activity:</w:t>
-            </w:r>
-          </w:p>
-          <w:p>
-            <w:pPr/>
-            <w:r>
-              <w:rPr>
-                <w:b w:val="0"/>
-                <w:sz w:val="21"/>
-              </w:rPr>
-              <w:t>1 Bab 1 — Script</w:t>
-            </w:r>
-          </w:p>
-          <w:p>
-            <w:pPr/>
-            <w:r>
-              <w:rPr>
-                <w:b w:val="0"/>
-                <w:sz w:val="21"/>
-              </w:rPr>
-              <w:t>- Peranan skrip dalam menentukan shot yang diperlukan</w:t>
-            </w:r>
-          </w:p>
-          <w:p>
-            <w:pPr/>
-            <w:r>
-              <w:rPr>
-                <w:b w:val="0"/>
-                <w:sz w:val="21"/>
-              </w:rPr>
-              <w:t>- Cara membaca skrip untuk tujuan penyuntingan</w:t>
-            </w:r>
-          </w:p>
-          <w:p>
-            <w:pPr/>
-            <w:r>
-              <w:rPr>
-                <w:b w:val="0"/>
-                <w:sz w:val="21"/>
-              </w:rPr>
-              <w:t>2 Bab 2 — Continuity Sheet</w:t>
-            </w:r>
-          </w:p>
-          <w:p>
-            <w:pPr/>
-            <w:r>
-              <w:rPr>
-                <w:b w:val="0"/>
-                <w:sz w:val="21"/>
-              </w:rPr>
-              <w:t>- Fungsi continuity sheet dalam menjaga kesinambungan visual</w:t>
-            </w:r>
-          </w:p>
-          <w:p>
-            <w:pPr/>
-            <w:r>
-              <w:rPr>
-                <w:b w:val="0"/>
-                <w:sz w:val="21"/>
-              </w:rPr>
-              <w:t>- Cara membaca dan mentafsir continuity sheet</w:t>
-            </w:r>
-          </w:p>
-          <w:p>
-            <w:pPr/>
-            <w:r>
-              <w:rPr>
-                <w:b w:val="0"/>
-                <w:sz w:val="21"/>
-              </w:rPr>
-              <w:t>3 Bab 3 — Shooting Board</w:t>
-            </w:r>
-          </w:p>
-          <w:p>
-            <w:pPr/>
-            <w:r>
-              <w:rPr>
-                <w:b w:val="0"/>
-                <w:sz w:val="21"/>
-              </w:rPr>
-              <w:t>- Fungsi shooting board berbanding storyboard</w:t>
-            </w:r>
-          </w:p>
-          <w:p>
-            <w:pPr/>
-            <w:r>
-              <w:rPr>
-                <w:b w:val="0"/>
-                <w:sz w:val="21"/>
-              </w:rPr>
-              <w:t>- Perkaitan shooting board dengan susunan shot sebenar</w:t>
-            </w:r>
-          </w:p>
-          <w:p>
-            <w:pPr/>
-            <w:r>
-              <w:rPr>
-                <w:b w:val="0"/>
-                <w:sz w:val="21"/>
-              </w:rPr>
-              <w:t>4 Bab 4 — DIT (Digital Imaging Technician) Sheet</w:t>
-            </w:r>
-          </w:p>
-          <w:p>
-            <w:pPr/>
-            <w:r>
-              <w:rPr>
-                <w:b w:val="0"/>
-                <w:sz w:val="21"/>
-              </w:rPr>
-              <w:t>- Fungsi DIT sheet dalam merekod metadata footage</w:t>
-            </w:r>
-          </w:p>
-          <w:p>
-            <w:pPr/>
-            <w:r>
-              <w:rPr>
-                <w:b w:val="0"/>
-                <w:sz w:val="21"/>
-              </w:rPr>
-              <w:t>- Maklumat kritikal dalam DIT sheet untuk proses review</w:t>
-            </w:r>
-          </w:p>
-        </w:tc>
-      </w:tr>
-    </w:tbl>
-    <w:tbl>
-      <w:tblPr>
-        <w:tblW w:w="5000" w:type="pct"/>
-        <w:tblBorders>
-          <w:top w:val="single" w:sz="4" w:space="0" w:color="auto"/>
-          <w:left w:val="single" w:sz="4" w:space="0" w:color="auto"/>
-          <w:bottom w:val="single" w:sz="4" w:space="0" w:color="auto"/>
-          <w:right w:val="single" w:sz="4" w:space="0" w:color="auto"/>
-          <w:insideH w:val="single" w:sz="4" w:space="0" w:color="auto"/>
-          <w:insideV w:val="single" w:sz="4" w:space="0" w:color="auto"/>
-        </w:tblBorders>
-        <w:tblCellMar>
-          <w:left w:w="10" w:type="dxa"/>
-          <w:right w:w="10" w:type="dxa"/>
-        </w:tblCellMar>
-        <w:tblLook w:val="0000" w:firstRow="0" w:lastRow="0" w:firstColumn="0" w:lastColumn="0" w:noHBand="0" w:noVBand="0"/>
-      </w:tblPr>
-      <w:tblGrid>
-        <w:gridCol w:w="9016"/>
-      </w:tblGrid>
-      <w:tr>
-        <w:tc>
-          <w:tcPr>
-            <w:tcW w:w="0" w:type="auto"/>
-            <w:shd w:val="clear" w:color="auto" w:fill="F2F2F2"/>
-            <w:tcMar>
-              <w:top w:w="150" w:type="dxa"/>
-              <w:left w:w="150" w:type="dxa"/>
-              <w:bottom w:w="150" w:type="dxa"/>
-              <w:right w:w="150" w:type="dxa"/>
-            </w:tcMar>
-          </w:tcPr>
-          <w:p>
-            <w:pPr>
-              <w:spacing w:line="360" w:lineRule="auto"/>
-              <w:rPr>
-                <w:rFonts w:ascii="Arial" w:hAnsi="Arial" w:cs="Arial"/>
-                <w:sz w:val="24"/>
-                <w:szCs w:val="24"/>
-              </w:rPr>
-            </w:pPr>
-            <w:r/>
-            <w:r>
-              <w:rPr>
-                <w:b/>
-                <w:sz w:val="21"/>
-              </w:rPr>
-              <w:t>PROMPT CHATGPT/AI</w:t>
-            </w:r>
-          </w:p>
-          <w:p>
-            <w:pPr/>
-            <w:r>
-              <w:rPr>
-                <w:b w:val="0"/>
-                <w:sz w:val="21"/>
-              </w:rPr>
-              <w:t>Syarikat saya [TBD: nama syarikat].</w:t>
-            </w:r>
-          </w:p>
-          <w:p>
-            <w:pPr/>
-            <w:r>
-              <w:rPr>
-                <w:b w:val="0"/>
-                <w:sz w:val="21"/>
-              </w:rPr>
-              <w:t>Syarikat akan menawarkan program IT-072-3:2012 VIDEO / FILM (EDITING) TAHAP 3 kepada pekerja kami yang berkerja sebagai Editor.</w:t>
-            </w:r>
-          </w:p>
-          <w:p>
-            <w:pPr/>
-            <w:r>
-              <w:rPr>
-                <w:b w:val="0"/>
-                <w:sz w:val="21"/>
-              </w:rPr>
-              <w:t>Module: C02 Visual Editing Preparation</w:t>
-            </w:r>
-          </w:p>
-          <w:p>
-            <w:pPr/>
-            <w:r>
-              <w:rPr>
-                <w:b w:val="0"/>
-                <w:sz w:val="21"/>
-              </w:rPr>
-              <w:t>Work Activity: WA2: Convert recorded materials / footage</w:t>
-            </w:r>
-          </w:p>
-          <w:p>
-            <w:pPr/>
-            <w:r>
-              <w:rPr>
-                <w:b w:val="0"/>
-                <w:sz w:val="21"/>
-              </w:rPr>
-              <w:t>Senarai topik nota yang berkenaan dengan work activity:</w:t>
-            </w:r>
-          </w:p>
-          <w:p>
-            <w:pPr/>
-            <w:r>
-              <w:rPr>
-                <w:b w:val="0"/>
-                <w:sz w:val="21"/>
-              </w:rPr>
-              <w:t>1 Bab 1 — Type of Editing Format (4K, 2K, HD, SD)</w:t>
-            </w:r>
-          </w:p>
-          <w:p>
-            <w:pPr/>
-            <w:r>
-              <w:rPr>
-                <w:b w:val="0"/>
-                <w:sz w:val="21"/>
-              </w:rPr>
-              <w:t>- Ciri setiap format dan kesesuaian penggunaan</w:t>
-            </w:r>
-          </w:p>
-          <w:p>
-            <w:pPr/>
-            <w:r>
-              <w:rPr>
-                <w:b w:val="0"/>
-                <w:sz w:val="21"/>
-              </w:rPr>
-              <w:t>- Kesan pemilihan format terhadap proses editing</w:t>
-            </w:r>
-          </w:p>
-          <w:p>
-            <w:pPr/>
-            <w:r>
-              <w:rPr>
-                <w:b w:val="0"/>
-                <w:sz w:val="21"/>
-              </w:rPr>
-              <w:t>2 Bab 2 — Software and Hardware Specification</w:t>
-            </w:r>
-          </w:p>
-          <w:p>
-            <w:pPr/>
-            <w:r>
-              <w:rPr>
-                <w:b w:val="0"/>
-                <w:sz w:val="21"/>
-              </w:rPr>
-              <w:t>- Keperluan minimum software/hardware bagi setiap format</w:t>
-            </w:r>
-          </w:p>
-          <w:p>
-            <w:pPr/>
-            <w:r>
-              <w:rPr>
-                <w:b w:val="0"/>
-                <w:sz w:val="21"/>
-              </w:rPr>
-              <w:t>- Padanan spesifikasi dengan projek</w:t>
-            </w:r>
-          </w:p>
-          <w:p>
-            <w:pPr/>
-            <w:r>
-              <w:rPr>
-                <w:b w:val="0"/>
-                <w:sz w:val="21"/>
-              </w:rPr>
-              <w:t>3 Bab 3 — Type of Compression Footages (Low resolution, High resolution, Uncompressed)</w:t>
-            </w:r>
-          </w:p>
-          <w:p>
-            <w:pPr/>
-            <w:r>
-              <w:rPr>
-                <w:b w:val="0"/>
-                <w:sz w:val="21"/>
-              </w:rPr>
-              <w:t>- Kelebihan dan kekurangan setiap jenis mampatan</w:t>
-            </w:r>
-          </w:p>
-          <w:p>
-            <w:pPr/>
-            <w:r>
-              <w:rPr>
-                <w:b w:val="0"/>
-                <w:sz w:val="21"/>
-              </w:rPr>
-              <w:t>- Kesan mampatan terhadap kualiti dan storan</w:t>
-            </w:r>
-          </w:p>
-        </w:tc>
-      </w:tr>
-    </w:tbl>
-    <w:tbl>
-      <w:tblPr>
-        <w:tblW w:w="5000" w:type="pct"/>
-        <w:tblBorders>
-          <w:top w:val="single" w:sz="4" w:space="0" w:color="auto"/>
-          <w:left w:val="single" w:sz="4" w:space="0" w:color="auto"/>
-          <w:bottom w:val="single" w:sz="4" w:space="0" w:color="auto"/>
-          <w:right w:val="single" w:sz="4" w:space="0" w:color="auto"/>
-          <w:insideH w:val="single" w:sz="4" w:space="0" w:color="auto"/>
-          <w:insideV w:val="single" w:sz="4" w:space="0" w:color="auto"/>
-        </w:tblBorders>
-        <w:tblCellMar>
-          <w:left w:w="10" w:type="dxa"/>
-          <w:right w:w="10" w:type="dxa"/>
-        </w:tblCellMar>
-        <w:tblLook w:val="0000" w:firstRow="0" w:lastRow="0" w:firstColumn="0" w:lastColumn="0" w:noHBand="0" w:noVBand="0"/>
-      </w:tblPr>
-      <w:tblGrid>
-        <w:gridCol w:w="9016"/>
-      </w:tblGrid>
-      <w:tr>
-        <w:tc>
-          <w:tcPr>
-            <w:tcW w:w="0" w:type="auto"/>
-            <w:shd w:val="clear" w:color="auto" w:fill="F2F2F2"/>
-            <w:tcMar>
-              <w:top w:w="150" w:type="dxa"/>
-              <w:left w:w="150" w:type="dxa"/>
-              <w:bottom w:w="150" w:type="dxa"/>
-              <w:right w:w="150" w:type="dxa"/>
-            </w:tcMar>
-          </w:tcPr>
-          <w:p>
-            <w:pPr>
-              <w:spacing w:line="360" w:lineRule="auto"/>
-              <w:rPr>
-                <w:rFonts w:ascii="Arial" w:hAnsi="Arial" w:cs="Arial"/>
-                <w:sz w:val="24"/>
-                <w:szCs w:val="24"/>
-              </w:rPr>
-            </w:pPr>
-            <w:r/>
-            <w:r>
-              <w:rPr>
-                <w:b/>
-                <w:sz w:val="21"/>
-              </w:rPr>
-              <w:t>PROMPT CHATGPT/AI</w:t>
-            </w:r>
-          </w:p>
-          <w:p>
-            <w:pPr/>
-            <w:r>
-              <w:rPr>
-                <w:b w:val="0"/>
-                <w:sz w:val="21"/>
-              </w:rPr>
-              <w:t>Syarikat saya [TBD: nama syarikat].</w:t>
-            </w:r>
-          </w:p>
-          <w:p>
-            <w:pPr/>
-            <w:r>
-              <w:rPr>
-                <w:b w:val="0"/>
-                <w:sz w:val="21"/>
-              </w:rPr>
-              <w:t>Syarikat akan menawarkan program IT-072-3:2012 VIDEO / FILM (EDITING) TAHAP 3 kepada pekerja kami yang berkerja sebagai Editor.</w:t>
-            </w:r>
-          </w:p>
-          <w:p>
-            <w:pPr/>
-            <w:r>
-              <w:rPr>
-                <w:b w:val="0"/>
-                <w:sz w:val="21"/>
-              </w:rPr>
-              <w:t>Module: C02 Visual Editing Preparation</w:t>
-            </w:r>
-          </w:p>
-          <w:p>
-            <w:pPr/>
-            <w:r>
-              <w:rPr>
-                <w:b w:val="0"/>
-                <w:sz w:val="21"/>
-              </w:rPr>
-              <w:t>Work Activity: WA3: Perform digitising / capturing recorded materials</w:t>
-            </w:r>
-          </w:p>
-          <w:p>
-            <w:pPr/>
-            <w:r>
-              <w:rPr>
-                <w:b w:val="0"/>
-                <w:sz w:val="21"/>
-              </w:rPr>
-              <w:t>Senarai topik nota yang berkenaan dengan work activity:</w:t>
-            </w:r>
-          </w:p>
-          <w:p>
-            <w:pPr/>
-            <w:r>
-              <w:rPr>
-                <w:b w:val="0"/>
-                <w:sz w:val="21"/>
-              </w:rPr>
-              <w:t>1 Bab 1 — Film Scanning</w:t>
-            </w:r>
-          </w:p>
-          <w:p>
-            <w:pPr/>
-            <w:r>
-              <w:rPr>
-                <w:b w:val="0"/>
-                <w:sz w:val="21"/>
-              </w:rPr>
-              <w:t>- Konsep dan proses imbasan filem ke format digital</w:t>
-            </w:r>
-          </w:p>
-          <w:p>
-            <w:pPr/>
-            <w:r>
-              <w:rPr>
-                <w:b w:val="0"/>
-                <w:sz w:val="21"/>
-              </w:rPr>
-              <w:t>2 Bab 2 — Transfer Process (Telecine, broadcast equipment, data transfer/AV file types)</w:t>
-            </w:r>
-          </w:p>
-          <w:p>
-            <w:pPr/>
-            <w:r>
-              <w:rPr>
-                <w:b w:val="0"/>
-                <w:sz w:val="21"/>
-              </w:rPr>
-              <w:t>- Soft vs hard telecine</w:t>
-            </w:r>
-          </w:p>
-          <w:p>
-            <w:pPr/>
-            <w:r>
-              <w:rPr>
-                <w:b w:val="0"/>
-                <w:sz w:val="21"/>
-              </w:rPr>
-              <w:t>- Peralatan broadcast (Digital Beta, DV Cam, HD Cam)</w:t>
-            </w:r>
-          </w:p>
-          <w:p>
-            <w:pPr/>
-            <w:r>
-              <w:rPr>
-                <w:b w:val="0"/>
-                <w:sz w:val="21"/>
-              </w:rPr>
-              <w:t>- Jenis fail AV: MOV, AVI, MXF, MP4</w:t>
-            </w:r>
-          </w:p>
-          <w:p>
-            <w:pPr/>
-            <w:r>
-              <w:rPr>
-                <w:b w:val="0"/>
-                <w:sz w:val="21"/>
-              </w:rPr>
-              <w:t>3 Bab 3 — Computer Software and Hardware</w:t>
-            </w:r>
-          </w:p>
-          <w:p>
-            <w:pPr/>
-            <w:r>
-              <w:rPr>
-                <w:b w:val="0"/>
-                <w:sz w:val="21"/>
-              </w:rPr>
-              <w:t>- Keperluan sistem untuk capture/digitising</w:t>
-            </w:r>
-          </w:p>
-          <w:p>
-            <w:pPr/>
-            <w:r>
-              <w:rPr>
-                <w:b w:val="0"/>
-                <w:sz w:val="21"/>
-              </w:rPr>
-              <w:t>4 Bab 4 — Type of Format Material (Tape vs Tapeless)</w:t>
-            </w:r>
-          </w:p>
-          <w:p>
-            <w:pPr/>
-            <w:r>
-              <w:rPr>
-                <w:b w:val="0"/>
-                <w:sz w:val="21"/>
-              </w:rPr>
-              <w:t>- Tape: HD CAM, Beta, DV CAM</w:t>
-            </w:r>
-          </w:p>
-          <w:p>
-            <w:pPr/>
-            <w:r>
-              <w:rPr>
-                <w:b w:val="0"/>
-                <w:sz w:val="21"/>
-              </w:rPr>
-              <w:t>- Tapeless: SDHC Card, P2 Card, SxS Card</w:t>
-            </w:r>
-          </w:p>
-          <w:p>
-            <w:pPr/>
-            <w:r>
-              <w:rPr>
-                <w:b w:val="0"/>
-                <w:sz w:val="21"/>
-              </w:rPr>
-              <w:t>5 Bab 5 — Type of Conversion Format</w:t>
-            </w:r>
-          </w:p>
-          <w:p>
-            <w:pPr/>
-            <w:r>
-              <w:rPr>
-                <w:b w:val="0"/>
-                <w:sz w:val="21"/>
-              </w:rPr>
-              <w:t>- Down conversion 4K→HD, 4K→SD</w:t>
-            </w:r>
-          </w:p>
-          <w:p>
-            <w:pPr/>
-            <w:r>
-              <w:rPr>
-                <w:b w:val="0"/>
-                <w:sz w:val="21"/>
-              </w:rPr>
-              <w:t>6 Bab 6 — Type of Aspect Ratio Format</w:t>
-            </w:r>
-          </w:p>
-          <w:p>
-            <w:pPr/>
-            <w:r>
-              <w:rPr>
-                <w:b w:val="0"/>
-                <w:sz w:val="21"/>
-              </w:rPr>
-              <w:t>- 4:3, 16:9, Cinemascope, Anamorphic, Flat screen, Letter box, Wide screen</w:t>
-            </w:r>
-          </w:p>
-        </w:tc>
-      </w:tr>
-    </w:tbl>
-    <w:tbl>
-      <w:tblPr>
-        <w:tblW w:w="5000" w:type="pct"/>
-        <w:tblBorders>
-          <w:top w:val="single" w:sz="4" w:space="0" w:color="auto"/>
-          <w:left w:val="single" w:sz="4" w:space="0" w:color="auto"/>
-          <w:bottom w:val="single" w:sz="4" w:space="0" w:color="auto"/>
-          <w:right w:val="single" w:sz="4" w:space="0" w:color="auto"/>
-          <w:insideH w:val="single" w:sz="4" w:space="0" w:color="auto"/>
-          <w:insideV w:val="single" w:sz="4" w:space="0" w:color="auto"/>
-        </w:tblBorders>
-        <w:tblCellMar>
-          <w:left w:w="10" w:type="dxa"/>
-          <w:right w:w="10" w:type="dxa"/>
-        </w:tblCellMar>
-        <w:tblLook w:val="0000" w:firstRow="0" w:lastRow="0" w:firstColumn="0" w:lastColumn="0" w:noHBand="0" w:noVBand="0"/>
-      </w:tblPr>
-      <w:tblGrid>
-        <w:gridCol w:w="9016"/>
-      </w:tblGrid>
-      <w:tr>
-        <w:tc>
-          <w:tcPr>
-            <w:tcW w:w="0" w:type="auto"/>
-            <w:shd w:val="clear" w:color="auto" w:fill="F2F2F2"/>
-            <w:tcMar>
-              <w:top w:w="150" w:type="dxa"/>
-              <w:left w:w="150" w:type="dxa"/>
-              <w:bottom w:w="150" w:type="dxa"/>
-              <w:right w:w="150" w:type="dxa"/>
-            </w:tcMar>
-          </w:tcPr>
-          <w:p>
-            <w:pPr>
-              <w:spacing w:line="360" w:lineRule="auto"/>
-              <w:rPr>
-                <w:rFonts w:ascii="Arial" w:hAnsi="Arial" w:cs="Arial"/>
-                <w:sz w:val="24"/>
-                <w:szCs w:val="24"/>
-              </w:rPr>
-            </w:pPr>
-            <w:r/>
-            <w:r>
-              <w:rPr>
-                <w:b/>
-                <w:sz w:val="21"/>
-              </w:rPr>
-              <w:t>PROMPT CHATGPT/AI</w:t>
-            </w:r>
-          </w:p>
-          <w:p>
-            <w:pPr/>
-            <w:r>
-              <w:rPr>
-                <w:b w:val="0"/>
-                <w:sz w:val="21"/>
-              </w:rPr>
-              <w:t>Syarikat saya [TBD: nama syarikat].</w:t>
-            </w:r>
-          </w:p>
-          <w:p>
-            <w:pPr/>
-            <w:r>
-              <w:rPr>
-                <w:b w:val="0"/>
-                <w:sz w:val="21"/>
-              </w:rPr>
-              <w:t>Syarikat akan menawarkan program IT-072-3:2012 VIDEO / FILM (EDITING) TAHAP 3 kepada pekerja kami yang berkerja sebagai Editor.</w:t>
-            </w:r>
-          </w:p>
-          <w:p>
-            <w:pPr/>
-            <w:r>
-              <w:rPr>
-                <w:b w:val="0"/>
-                <w:sz w:val="21"/>
-              </w:rPr>
-              <w:t>Module: C02 Visual Editing Preparation</w:t>
-            </w:r>
-          </w:p>
-          <w:p>
-            <w:pPr/>
-            <w:r>
-              <w:rPr>
-                <w:b w:val="0"/>
-                <w:sz w:val="21"/>
-              </w:rPr>
-              <w:t>Work Activity: WA4: Arrange scenes to respected bins</w:t>
-            </w:r>
-          </w:p>
-          <w:p>
-            <w:pPr/>
-            <w:r>
-              <w:rPr>
-                <w:b w:val="0"/>
-                <w:sz w:val="21"/>
-              </w:rPr>
-              <w:t>Senarai topik nota yang berkenaan dengan work activity:</w:t>
-            </w:r>
-          </w:p>
-          <w:p>
-            <w:pPr/>
-            <w:r>
-              <w:rPr>
-                <w:b w:val="0"/>
-                <w:sz w:val="21"/>
-              </w:rPr>
-              <w:t>1 Bab 1 — Editing Software</w:t>
-            </w:r>
-          </w:p>
-          <w:p>
-            <w:pPr/>
-            <w:r>
-              <w:rPr>
-                <w:b w:val="0"/>
-                <w:sz w:val="21"/>
-              </w:rPr>
-              <w:t>- Fungsi bin dalam NLE (Non-Linear Editing) software</w:t>
-            </w:r>
-          </w:p>
-          <w:p>
-            <w:pPr/>
-            <w:r>
-              <w:rPr>
-                <w:b w:val="0"/>
-                <w:sz w:val="21"/>
-              </w:rPr>
-              <w:t>2 Bab 2 — Scene Coordination</w:t>
-            </w:r>
-          </w:p>
-          <w:p>
-            <w:pPr/>
-            <w:r>
-              <w:rPr>
-                <w:b w:val="0"/>
-                <w:sz w:val="21"/>
-              </w:rPr>
-              <w:t>- Kaedah menyelaraskan scene mengikut turutan skrip/projek</w:t>
-            </w:r>
-          </w:p>
-          <w:p>
-            <w:pPr/>
-            <w:r>
-              <w:rPr>
-                <w:b w:val="0"/>
-                <w:sz w:val="21"/>
-              </w:rPr>
-              <w:t>3 Bab 3 — Bins Labelling</w:t>
-            </w:r>
-          </w:p>
-          <w:p>
-            <w:pPr/>
-            <w:r>
-              <w:rPr>
-                <w:b w:val="0"/>
-                <w:sz w:val="21"/>
-              </w:rPr>
-              <w:t>- Konvensyen penamaan dan pelabelan bin</w:t>
-            </w:r>
-          </w:p>
-        </w:tc>
-      </w:tr>
-    </w:tbl>
   </w:body>
 </w:document>
 </file>

--- a/video-film-editing/output/04 3.3a Rangka Nota Pembelajaran/3.3a-02 Rangka Nota Pembelajaran C02 VISUAL EDITING PREPARATION (IT-072).docx
+++ b/video-film-editing/output/04 3.3a Rangka Nota Pembelajaran/3.3a-02 Rangka Nota Pembelajaran C02 VISUAL EDITING PREPARATION (IT-072).docx
@@ -5,7 +5,8 @@
     <w:p>
       <w:pPr>
         <w:pStyle w:val="Title"/>
-        <w:spacing w:line="360" w:lineRule="auto"/>
+        <w:spacing w:line="276" w:lineRule="auto" w:after="120"/>
+        <w:jc w:val="left"/>
         <w:rPr>
           <w:rFonts w:ascii="Arial" w:hAnsi="Arial" w:cs="Arial"/>
           <w:sz w:val="24"/>
@@ -18,7 +19,8 @@
           <w:rFonts w:ascii="Arial" w:hAnsi="Arial" w:cs="Arial"/>
           <w:b/>
           <w:bCs/>
-          <w:sz w:val="24"/>
+          <w:color w:val="000000"/>
+          <w:sz w:val="22"/>
           <w:szCs w:val="24"/>
           <w:lang w:val="pt-BR"/>
         </w:rPr>
@@ -28,6 +30,7 @@
     <w:tbl>
       <w:tblPr>
         <w:tblW w:type="auto" w:w="0"/>
+        <w:tblLayout w:type="autofit"/>
         <w:tblLook w:firstColumn="1" w:firstRow="1" w:lastColumn="0" w:lastRow="0" w:noHBand="0" w:noVBand="1" w:val="04A0"/>
         <w:tblBorders>
           <w:top w:val="single" w:sz="4" w:space="0" w:color="000000"/>
@@ -46,15 +49,36 @@
         <w:gridCol w:w="1805"/>
       </w:tblGrid>
       <w:tr>
+        <w:trPr>
+          <w:tblHeader w:val="true"/>
+          <w:cantSplit w:val="true"/>
+        </w:trPr>
         <w:tc>
           <w:tcPr>
             <w:tcW w:type="dxa" w:w="1805"/>
-          </w:tcPr>
-          <w:p>
-            <w:r/>
-            <w:r>
-              <w:rPr>
+            <w:tcMar>
+              <w:top w:w="57" w:type="dxa"/>
+              <w:left w:w="57" w:type="dxa"/>
+              <w:bottom w:w="57" w:type="dxa"/>
+              <w:right w:w="57" w:type="dxa"/>
+            </w:tcMar>
+            <w:shd w:val="clear" w:color="auto" w:fill="D9D9D9"/>
+          </w:tcPr>
+          <w:p>
+            <w:r>
+              <w:rPr>
+                <w:rFonts w:ascii="Arial" w:hAnsi="Arial" w:cs="Arial"/>
                 <w:b/>
+                <w:color w:val="000000"/>
+                <w:sz w:val="20"/>
+              </w:rPr>
+            </w:r>
+            <w:r>
+              <w:rPr>
+                <w:rFonts w:ascii="Arial" w:hAnsi="Arial" w:cs="Arial"/>
+                <w:b/>
+                <w:color w:val="000000"/>
+                <w:sz w:val="20"/>
               </w:rPr>
               <w:t>Kod Program</w:t>
             </w:r>
@@ -63,12 +87,29 @@
         <w:tc>
           <w:tcPr>
             <w:tcW w:type="dxa" w:w="1805"/>
-          </w:tcPr>
-          <w:p>
-            <w:r/>
-            <w:r>
-              <w:rPr>
+            <w:tcMar>
+              <w:top w:w="57" w:type="dxa"/>
+              <w:left w:w="57" w:type="dxa"/>
+              <w:bottom w:w="57" w:type="dxa"/>
+              <w:right w:w="57" w:type="dxa"/>
+            </w:tcMar>
+            <w:shd w:val="clear" w:color="auto" w:fill="D9D9D9"/>
+          </w:tcPr>
+          <w:p>
+            <w:r>
+              <w:rPr>
+                <w:rFonts w:ascii="Arial" w:hAnsi="Arial" w:cs="Arial"/>
                 <w:b/>
+                <w:color w:val="000000"/>
+                <w:sz w:val="20"/>
+              </w:rPr>
+            </w:r>
+            <w:r>
+              <w:rPr>
+                <w:rFonts w:ascii="Arial" w:hAnsi="Arial" w:cs="Arial"/>
+                <w:b/>
+                <w:color w:val="000000"/>
+                <w:sz w:val="20"/>
               </w:rPr>
               <w:t>Tahap</w:t>
             </w:r>
@@ -77,12 +118,29 @@
         <w:tc>
           <w:tcPr>
             <w:tcW w:type="dxa" w:w="1805"/>
-          </w:tcPr>
-          <w:p>
-            <w:r/>
-            <w:r>
-              <w:rPr>
+            <w:tcMar>
+              <w:top w:w="57" w:type="dxa"/>
+              <w:left w:w="57" w:type="dxa"/>
+              <w:bottom w:w="57" w:type="dxa"/>
+              <w:right w:w="57" w:type="dxa"/>
+            </w:tcMar>
+            <w:shd w:val="clear" w:color="auto" w:fill="D9D9D9"/>
+          </w:tcPr>
+          <w:p>
+            <w:r>
+              <w:rPr>
+                <w:rFonts w:ascii="Arial" w:hAnsi="Arial" w:cs="Arial"/>
                 <w:b/>
+                <w:color w:val="000000"/>
+                <w:sz w:val="20"/>
+              </w:rPr>
+            </w:r>
+            <w:r>
+              <w:rPr>
+                <w:rFonts w:ascii="Arial" w:hAnsi="Arial" w:cs="Arial"/>
+                <w:b/>
+                <w:color w:val="000000"/>
+                <w:sz w:val="20"/>
               </w:rPr>
               <w:t>Kod/Nama CU</w:t>
             </w:r>
@@ -91,12 +149,29 @@
         <w:tc>
           <w:tcPr>
             <w:tcW w:type="dxa" w:w="1805"/>
-          </w:tcPr>
-          <w:p>
-            <w:r/>
-            <w:r>
-              <w:rPr>
+            <w:tcMar>
+              <w:top w:w="57" w:type="dxa"/>
+              <w:left w:w="57" w:type="dxa"/>
+              <w:bottom w:w="57" w:type="dxa"/>
+              <w:right w:w="57" w:type="dxa"/>
+            </w:tcMar>
+            <w:shd w:val="clear" w:color="auto" w:fill="D9D9D9"/>
+          </w:tcPr>
+          <w:p>
+            <w:r>
+              <w:rPr>
+                <w:rFonts w:ascii="Arial" w:hAnsi="Arial" w:cs="Arial"/>
                 <w:b/>
+                <w:color w:val="000000"/>
+                <w:sz w:val="20"/>
+              </w:rPr>
+            </w:r>
+            <w:r>
+              <w:rPr>
+                <w:rFonts w:ascii="Arial" w:hAnsi="Arial" w:cs="Arial"/>
+                <w:b/>
+                <w:color w:val="000000"/>
+                <w:sz w:val="20"/>
               </w:rPr>
               <w:t>Bil. WA</w:t>
             </w:r>
@@ -105,12 +180,29 @@
         <w:tc>
           <w:tcPr>
             <w:tcW w:type="dxa" w:w="1805"/>
-          </w:tcPr>
-          <w:p>
-            <w:r/>
-            <w:r>
-              <w:rPr>
+            <w:tcMar>
+              <w:top w:w="57" w:type="dxa"/>
+              <w:left w:w="57" w:type="dxa"/>
+              <w:bottom w:w="57" w:type="dxa"/>
+              <w:right w:w="57" w:type="dxa"/>
+            </w:tcMar>
+            <w:shd w:val="clear" w:color="auto" w:fill="D9D9D9"/>
+          </w:tcPr>
+          <w:p>
+            <w:r>
+              <w:rPr>
+                <w:rFonts w:ascii="Arial" w:hAnsi="Arial" w:cs="Arial"/>
                 <w:b/>
+                <w:color w:val="000000"/>
+                <w:sz w:val="20"/>
+              </w:rPr>
+            </w:r>
+            <w:r>
+              <w:rPr>
+                <w:rFonts w:ascii="Arial" w:hAnsi="Arial" w:cs="Arial"/>
+                <w:b/>
+                <w:color w:val="000000"/>
+                <w:sz w:val="20"/>
               </w:rPr>
               <w:t>Tarikh</w:t>
             </w:r>
@@ -118,13 +210,33 @@
         </w:tc>
       </w:tr>
       <w:tr>
+        <w:trPr>
+          <w:cantSplit w:val="true"/>
+        </w:trPr>
         <w:tc>
           <w:tcPr>
             <w:tcW w:type="dxa" w:w="1805"/>
-          </w:tcPr>
-          <w:p>
-            <w:r/>
-            <w:r>
+            <w:tcMar>
+              <w:top w:w="57" w:type="dxa"/>
+              <w:left w:w="57" w:type="dxa"/>
+              <w:bottom w:w="57" w:type="dxa"/>
+              <w:right w:w="57" w:type="dxa"/>
+            </w:tcMar>
+          </w:tcPr>
+          <w:p>
+            <w:r>
+              <w:rPr>
+                <w:rFonts w:ascii="Arial" w:hAnsi="Arial" w:cs="Arial"/>
+                <w:color w:val="000000"/>
+                <w:sz w:val="20"/>
+              </w:rPr>
+            </w:r>
+            <w:r>
+              <w:rPr>
+                <w:rFonts w:ascii="Arial" w:hAnsi="Arial" w:cs="Arial"/>
+                <w:color w:val="000000"/>
+                <w:sz w:val="20"/>
+              </w:rPr>
               <w:t>IT-072-3:2012</w:t>
             </w:r>
           </w:p>
@@ -132,10 +244,27 @@
         <w:tc>
           <w:tcPr>
             <w:tcW w:type="dxa" w:w="1805"/>
-          </w:tcPr>
-          <w:p>
-            <w:r/>
-            <w:r>
+            <w:tcMar>
+              <w:top w:w="57" w:type="dxa"/>
+              <w:left w:w="57" w:type="dxa"/>
+              <w:bottom w:w="57" w:type="dxa"/>
+              <w:right w:w="57" w:type="dxa"/>
+            </w:tcMar>
+          </w:tcPr>
+          <w:p>
+            <w:r>
+              <w:rPr>
+                <w:rFonts w:ascii="Arial" w:hAnsi="Arial" w:cs="Arial"/>
+                <w:color w:val="000000"/>
+                <w:sz w:val="20"/>
+              </w:rPr>
+            </w:r>
+            <w:r>
+              <w:rPr>
+                <w:rFonts w:ascii="Arial" w:hAnsi="Arial" w:cs="Arial"/>
+                <w:color w:val="000000"/>
+                <w:sz w:val="20"/>
+              </w:rPr>
               <w:t>3</w:t>
             </w:r>
           </w:p>
@@ -143,10 +272,27 @@
         <w:tc>
           <w:tcPr>
             <w:tcW w:type="dxa" w:w="1805"/>
-          </w:tcPr>
-          <w:p>
-            <w:r/>
-            <w:r>
+            <w:tcMar>
+              <w:top w:w="57" w:type="dxa"/>
+              <w:left w:w="57" w:type="dxa"/>
+              <w:bottom w:w="57" w:type="dxa"/>
+              <w:right w:w="57" w:type="dxa"/>
+            </w:tcMar>
+          </w:tcPr>
+          <w:p>
+            <w:r>
+              <w:rPr>
+                <w:rFonts w:ascii="Arial" w:hAnsi="Arial" w:cs="Arial"/>
+                <w:color w:val="000000"/>
+                <w:sz w:val="20"/>
+              </w:rPr>
+            </w:r>
+            <w:r>
+              <w:rPr>
+                <w:rFonts w:ascii="Arial" w:hAnsi="Arial" w:cs="Arial"/>
+                <w:color w:val="000000"/>
+                <w:sz w:val="20"/>
+              </w:rPr>
               <w:t>C02 — Visual Editing Preparation</w:t>
             </w:r>
           </w:p>
@@ -154,10 +300,27 @@
         <w:tc>
           <w:tcPr>
             <w:tcW w:type="dxa" w:w="1805"/>
-          </w:tcPr>
-          <w:p>
-            <w:r/>
-            <w:r>
+            <w:tcMar>
+              <w:top w:w="57" w:type="dxa"/>
+              <w:left w:w="57" w:type="dxa"/>
+              <w:bottom w:w="57" w:type="dxa"/>
+              <w:right w:w="57" w:type="dxa"/>
+            </w:tcMar>
+          </w:tcPr>
+          <w:p>
+            <w:r>
+              <w:rPr>
+                <w:rFonts w:ascii="Arial" w:hAnsi="Arial" w:cs="Arial"/>
+                <w:color w:val="000000"/>
+                <w:sz w:val="20"/>
+              </w:rPr>
+            </w:r>
+            <w:r>
+              <w:rPr>
+                <w:rFonts w:ascii="Arial" w:hAnsi="Arial" w:cs="Arial"/>
+                <w:color w:val="000000"/>
+                <w:sz w:val="20"/>
+              </w:rPr>
               <w:t>4</w:t>
             </w:r>
           </w:p>
@@ -165,32 +328,66 @@
         <w:tc>
           <w:tcPr>
             <w:tcW w:type="dxa" w:w="1805"/>
-          </w:tcPr>
-          <w:p>
-            <w:r/>
-            <w:r/>
+            <w:tcMar>
+              <w:top w:w="57" w:type="dxa"/>
+              <w:left w:w="57" w:type="dxa"/>
+              <w:bottom w:w="57" w:type="dxa"/>
+              <w:right w:w="57" w:type="dxa"/>
+            </w:tcMar>
+          </w:tcPr>
+          <w:p>
+            <w:r>
+              <w:rPr>
+                <w:rFonts w:ascii="Arial" w:hAnsi="Arial" w:cs="Arial"/>
+                <w:color w:val="000000"/>
+                <w:sz w:val="20"/>
+              </w:rPr>
+            </w:r>
+            <w:r>
+              <w:rPr>
+                <w:rFonts w:ascii="Arial" w:hAnsi="Arial" w:cs="Arial"/>
+                <w:color w:val="000000"/>
+                <w:sz w:val="20"/>
+              </w:rPr>
+            </w:r>
           </w:p>
         </w:tc>
       </w:tr>
     </w:tbl>
     <w:p/>
     <w:p>
+      <w:pPr>
+        <w:spacing w:before="120" w:after="120" w:line="276" w:lineRule="auto"/>
+        <w:jc w:val="left"/>
+      </w:pPr>
       <w:r>
         <w:rPr>
+          <w:rFonts w:ascii="Arial" w:hAnsi="Arial" w:cs="Arial"/>
           <w:b/>
-          <w:sz w:val="24"/>
+          <w:color w:val="000000"/>
+          <w:sz w:val="22"/>
         </w:rPr>
         <w:t>Aktiviti Kerja 1: Review cue sheet, continuity sheet, shooting board  (IT-072-3:2012-C02-W01)</w:t>
       </w:r>
     </w:p>
     <w:p>
+      <w:pPr>
+        <w:spacing w:line="276" w:lineRule="auto" w:after="120"/>
+        <w:jc w:val="left"/>
+      </w:pPr>
       <w:r>
+        <w:rPr>
+          <w:rFonts w:ascii="Arial" w:hAnsi="Arial" w:cs="Arial"/>
+          <w:color w:val="000000"/>
+          <w:sz w:val="22"/>
+        </w:rPr>
         <w:t>Rangka topik (Bab dan sub-topik):</w:t>
       </w:r>
     </w:p>
     <w:tbl>
       <w:tblPr>
         <w:tblW w:type="auto" w:w="0"/>
+        <w:tblLayout w:type="autofit"/>
         <w:tblLook w:firstColumn="1" w:firstRow="1" w:lastColumn="0" w:lastRow="0" w:noHBand="0" w:noVBand="1" w:val="04A0"/>
       </w:tblPr>
       <w:tblGrid>
@@ -198,14 +395,28 @@
         <w:gridCol w:w="4513"/>
       </w:tblGrid>
       <w:tr>
-        <w:tc>
-          <w:tcPr>
-            <w:tcW w:type="dxa" w:w="4513"/>
-          </w:tcPr>
-          <w:p>
-            <w:r>
-              <w:rPr>
+        <w:trPr>
+          <w:tblHeader w:val="true"/>
+          <w:cantSplit w:val="true"/>
+        </w:trPr>
+        <w:tc>
+          <w:tcPr>
+            <w:tcW w:type="dxa" w:w="4513"/>
+            <w:tcMar>
+              <w:top w:w="57" w:type="dxa"/>
+              <w:left w:w="57" w:type="dxa"/>
+              <w:bottom w:w="57" w:type="dxa"/>
+              <w:right w:w="57" w:type="dxa"/>
+            </w:tcMar>
+            <w:shd w:val="clear" w:color="auto" w:fill="D9D9D9"/>
+          </w:tcPr>
+          <w:p>
+            <w:r>
+              <w:rPr>
+                <w:rFonts w:ascii="Arial" w:hAnsi="Arial" w:cs="Arial"/>
                 <w:b/>
+                <w:color w:val="000000"/>
+                <w:sz w:val="20"/>
               </w:rPr>
               <w:t>Bab</w:t>
             </w:r>
@@ -214,11 +425,21 @@
         <w:tc>
           <w:tcPr>
             <w:tcW w:type="dxa" w:w="4513"/>
-          </w:tcPr>
-          <w:p>
-            <w:r>
-              <w:rPr>
+            <w:tcMar>
+              <w:top w:w="57" w:type="dxa"/>
+              <w:left w:w="57" w:type="dxa"/>
+              <w:bottom w:w="57" w:type="dxa"/>
+              <w:right w:w="57" w:type="dxa"/>
+            </w:tcMar>
+            <w:shd w:val="clear" w:color="auto" w:fill="D9D9D9"/>
+          </w:tcPr>
+          <w:p>
+            <w:r>
+              <w:rPr>
+                <w:rFonts w:ascii="Arial" w:hAnsi="Arial" w:cs="Arial"/>
                 <w:b/>
+                <w:color w:val="000000"/>
+                <w:sz w:val="20"/>
               </w:rPr>
               <w:t>Sub-topik</w:t>
             </w:r>
@@ -226,12 +447,26 @@
         </w:tc>
       </w:tr>
       <w:tr>
-        <w:tc>
-          <w:tcPr>
-            <w:tcW w:type="dxa" w:w="4513"/>
-          </w:tcPr>
-          <w:p>
-            <w:r>
+        <w:trPr>
+          <w:cantSplit w:val="true"/>
+        </w:trPr>
+        <w:tc>
+          <w:tcPr>
+            <w:tcW w:type="dxa" w:w="4513"/>
+            <w:tcMar>
+              <w:top w:w="57" w:type="dxa"/>
+              <w:left w:w="57" w:type="dxa"/>
+              <w:bottom w:w="57" w:type="dxa"/>
+              <w:right w:w="57" w:type="dxa"/>
+            </w:tcMar>
+          </w:tcPr>
+          <w:p>
+            <w:r>
+              <w:rPr>
+                <w:rFonts w:ascii="Arial" w:hAnsi="Arial" w:cs="Arial"/>
+                <w:color w:val="000000"/>
+                <w:sz w:val="20"/>
+              </w:rPr>
               <w:t>Bab 1: Script</w:t>
             </w:r>
           </w:p>
@@ -239,9 +474,20 @@
         <w:tc>
           <w:tcPr>
             <w:tcW w:type="dxa" w:w="4513"/>
-          </w:tcPr>
-          <w:p>
-            <w:r>
+            <w:tcMar>
+              <w:top w:w="57" w:type="dxa"/>
+              <w:left w:w="57" w:type="dxa"/>
+              <w:bottom w:w="57" w:type="dxa"/>
+              <w:right w:w="57" w:type="dxa"/>
+            </w:tcMar>
+          </w:tcPr>
+          <w:p>
+            <w:r>
+              <w:rPr>
+                <w:rFonts w:ascii="Arial" w:hAnsi="Arial" w:cs="Arial"/>
+                <w:color w:val="000000"/>
+                <w:sz w:val="20"/>
+              </w:rPr>
               <w:t>1. Fungsi Skrip dalam Persediaan Editing</w:t>
               <w:br/>
               <w:t>2. Skrip sebagai Kriteria 'Good Take'</w:t>
@@ -250,12 +496,26 @@
         </w:tc>
       </w:tr>
       <w:tr>
-        <w:tc>
-          <w:tcPr>
-            <w:tcW w:type="dxa" w:w="4513"/>
-          </w:tcPr>
-          <w:p>
-            <w:r>
+        <w:trPr>
+          <w:cantSplit w:val="true"/>
+        </w:trPr>
+        <w:tc>
+          <w:tcPr>
+            <w:tcW w:type="dxa" w:w="4513"/>
+            <w:tcMar>
+              <w:top w:w="57" w:type="dxa"/>
+              <w:left w:w="57" w:type="dxa"/>
+              <w:bottom w:w="57" w:type="dxa"/>
+              <w:right w:w="57" w:type="dxa"/>
+            </w:tcMar>
+          </w:tcPr>
+          <w:p>
+            <w:r>
+              <w:rPr>
+                <w:rFonts w:ascii="Arial" w:hAnsi="Arial" w:cs="Arial"/>
+                <w:color w:val="000000"/>
+                <w:sz w:val="20"/>
+              </w:rPr>
               <w:t>Bab 2: Continuity Sheet</w:t>
             </w:r>
           </w:p>
@@ -263,9 +523,20 @@
         <w:tc>
           <w:tcPr>
             <w:tcW w:type="dxa" w:w="4513"/>
-          </w:tcPr>
-          <w:p>
-            <w:r>
+            <w:tcMar>
+              <w:top w:w="57" w:type="dxa"/>
+              <w:left w:w="57" w:type="dxa"/>
+              <w:bottom w:w="57" w:type="dxa"/>
+              <w:right w:w="57" w:type="dxa"/>
+            </w:tcMar>
+          </w:tcPr>
+          <w:p>
+            <w:r>
+              <w:rPr>
+                <w:rFonts w:ascii="Arial" w:hAnsi="Arial" w:cs="Arial"/>
+                <w:color w:val="000000"/>
+                <w:sz w:val="20"/>
+              </w:rPr>
               <w:t>1. Definisi dan Kandungan Continuity Sheet</w:t>
               <w:br/>
               <w:t>2. Fungsi Continuity Sheet dalam Review</w:t>
@@ -274,12 +545,26 @@
         </w:tc>
       </w:tr>
       <w:tr>
-        <w:tc>
-          <w:tcPr>
-            <w:tcW w:type="dxa" w:w="4513"/>
-          </w:tcPr>
-          <w:p>
-            <w:r>
+        <w:trPr>
+          <w:cantSplit w:val="true"/>
+        </w:trPr>
+        <w:tc>
+          <w:tcPr>
+            <w:tcW w:type="dxa" w:w="4513"/>
+            <w:tcMar>
+              <w:top w:w="57" w:type="dxa"/>
+              <w:left w:w="57" w:type="dxa"/>
+              <w:bottom w:w="57" w:type="dxa"/>
+              <w:right w:w="57" w:type="dxa"/>
+            </w:tcMar>
+          </w:tcPr>
+          <w:p>
+            <w:r>
+              <w:rPr>
+                <w:rFonts w:ascii="Arial" w:hAnsi="Arial" w:cs="Arial"/>
+                <w:color w:val="000000"/>
+                <w:sz w:val="20"/>
+              </w:rPr>
               <w:t>Bab 3: Shooting Board</w:t>
             </w:r>
           </w:p>
@@ -287,9 +572,20 @@
         <w:tc>
           <w:tcPr>
             <w:tcW w:type="dxa" w:w="4513"/>
-          </w:tcPr>
-          <w:p>
-            <w:r>
+            <w:tcMar>
+              <w:top w:w="57" w:type="dxa"/>
+              <w:left w:w="57" w:type="dxa"/>
+              <w:bottom w:w="57" w:type="dxa"/>
+              <w:right w:w="57" w:type="dxa"/>
+            </w:tcMar>
+          </w:tcPr>
+          <w:p>
+            <w:r>
+              <w:rPr>
+                <w:rFonts w:ascii="Arial" w:hAnsi="Arial" w:cs="Arial"/>
+                <w:color w:val="000000"/>
+                <w:sz w:val="20"/>
+              </w:rPr>
               <w:t>1. Definisi dan Perbezaan dengan Storyboard</w:t>
               <w:br/>
               <w:t>2. Kegunaan Shooting Board bagi Editor</w:t>
@@ -298,12 +594,26 @@
         </w:tc>
       </w:tr>
       <w:tr>
-        <w:tc>
-          <w:tcPr>
-            <w:tcW w:type="dxa" w:w="4513"/>
-          </w:tcPr>
-          <w:p>
-            <w:r>
+        <w:trPr>
+          <w:cantSplit w:val="true"/>
+        </w:trPr>
+        <w:tc>
+          <w:tcPr>
+            <w:tcW w:type="dxa" w:w="4513"/>
+            <w:tcMar>
+              <w:top w:w="57" w:type="dxa"/>
+              <w:left w:w="57" w:type="dxa"/>
+              <w:bottom w:w="57" w:type="dxa"/>
+              <w:right w:w="57" w:type="dxa"/>
+            </w:tcMar>
+          </w:tcPr>
+          <w:p>
+            <w:r>
+              <w:rPr>
+                <w:rFonts w:ascii="Arial" w:hAnsi="Arial" w:cs="Arial"/>
+                <w:color w:val="000000"/>
+                <w:sz w:val="20"/>
+              </w:rPr>
               <w:t>Bab 4: DIT (Digital Imaging Technician) Sheet</w:t>
             </w:r>
           </w:p>
@@ -311,9 +621,20 @@
         <w:tc>
           <w:tcPr>
             <w:tcW w:type="dxa" w:w="4513"/>
-          </w:tcPr>
-          <w:p>
-            <w:r>
+            <w:tcMar>
+              <w:top w:w="57" w:type="dxa"/>
+              <w:left w:w="57" w:type="dxa"/>
+              <w:bottom w:w="57" w:type="dxa"/>
+              <w:right w:w="57" w:type="dxa"/>
+            </w:tcMar>
+          </w:tcPr>
+          <w:p>
+            <w:r>
+              <w:rPr>
+                <w:rFonts w:ascii="Arial" w:hAnsi="Arial" w:cs="Arial"/>
+                <w:color w:val="000000"/>
+                <w:sz w:val="20"/>
+              </w:rPr>
               <w:t>1. Definisi dan Penyedia DIT Sheet</w:t>
               <w:br/>
               <w:t>2. Maklumat Kritikal dalam DIT Sheet</w:t>
@@ -324,22 +645,38 @@
     </w:tbl>
     <w:p/>
     <w:p>
+      <w:pPr>
+        <w:spacing w:before="120" w:after="120" w:line="276" w:lineRule="auto"/>
+        <w:jc w:val="left"/>
+      </w:pPr>
       <w:r>
         <w:rPr>
+          <w:rFonts w:ascii="Arial" w:hAnsi="Arial" w:cs="Arial"/>
           <w:b/>
-          <w:sz w:val="24"/>
+          <w:color w:val="000000"/>
+          <w:sz w:val="22"/>
         </w:rPr>
         <w:t>Aktiviti Kerja 2: Convert recorded materials, footage  (IT-072-3:2012-C02-W02)</w:t>
       </w:r>
     </w:p>
     <w:p>
+      <w:pPr>
+        <w:spacing w:line="276" w:lineRule="auto" w:after="120"/>
+        <w:jc w:val="left"/>
+      </w:pPr>
       <w:r>
+        <w:rPr>
+          <w:rFonts w:ascii="Arial" w:hAnsi="Arial" w:cs="Arial"/>
+          <w:color w:val="000000"/>
+          <w:sz w:val="22"/>
+        </w:rPr>
         <w:t>Rangka topik (Bab dan sub-topik):</w:t>
       </w:r>
     </w:p>
     <w:tbl>
       <w:tblPr>
         <w:tblW w:type="auto" w:w="0"/>
+        <w:tblLayout w:type="autofit"/>
         <w:tblLook w:firstColumn="1" w:firstRow="1" w:lastColumn="0" w:lastRow="0" w:noHBand="0" w:noVBand="1" w:val="04A0"/>
       </w:tblPr>
       <w:tblGrid>
@@ -347,14 +684,28 @@
         <w:gridCol w:w="4513"/>
       </w:tblGrid>
       <w:tr>
-        <w:tc>
-          <w:tcPr>
-            <w:tcW w:type="dxa" w:w="4513"/>
-          </w:tcPr>
-          <w:p>
-            <w:r>
-              <w:rPr>
+        <w:trPr>
+          <w:tblHeader w:val="true"/>
+          <w:cantSplit w:val="true"/>
+        </w:trPr>
+        <w:tc>
+          <w:tcPr>
+            <w:tcW w:type="dxa" w:w="4513"/>
+            <w:tcMar>
+              <w:top w:w="57" w:type="dxa"/>
+              <w:left w:w="57" w:type="dxa"/>
+              <w:bottom w:w="57" w:type="dxa"/>
+              <w:right w:w="57" w:type="dxa"/>
+            </w:tcMar>
+            <w:shd w:val="clear" w:color="auto" w:fill="D9D9D9"/>
+          </w:tcPr>
+          <w:p>
+            <w:r>
+              <w:rPr>
+                <w:rFonts w:ascii="Arial" w:hAnsi="Arial" w:cs="Arial"/>
                 <w:b/>
+                <w:color w:val="000000"/>
+                <w:sz w:val="20"/>
               </w:rPr>
               <w:t>Bab</w:t>
             </w:r>
@@ -363,11 +714,21 @@
         <w:tc>
           <w:tcPr>
             <w:tcW w:type="dxa" w:w="4513"/>
-          </w:tcPr>
-          <w:p>
-            <w:r>
-              <w:rPr>
+            <w:tcMar>
+              <w:top w:w="57" w:type="dxa"/>
+              <w:left w:w="57" w:type="dxa"/>
+              <w:bottom w:w="57" w:type="dxa"/>
+              <w:right w:w="57" w:type="dxa"/>
+            </w:tcMar>
+            <w:shd w:val="clear" w:color="auto" w:fill="D9D9D9"/>
+          </w:tcPr>
+          <w:p>
+            <w:r>
+              <w:rPr>
+                <w:rFonts w:ascii="Arial" w:hAnsi="Arial" w:cs="Arial"/>
                 <w:b/>
+                <w:color w:val="000000"/>
+                <w:sz w:val="20"/>
               </w:rPr>
               <w:t>Sub-topik</w:t>
             </w:r>
@@ -375,12 +736,26 @@
         </w:tc>
       </w:tr>
       <w:tr>
-        <w:tc>
-          <w:tcPr>
-            <w:tcW w:type="dxa" w:w="4513"/>
-          </w:tcPr>
-          <w:p>
-            <w:r>
+        <w:trPr>
+          <w:cantSplit w:val="true"/>
+        </w:trPr>
+        <w:tc>
+          <w:tcPr>
+            <w:tcW w:type="dxa" w:w="4513"/>
+            <w:tcMar>
+              <w:top w:w="57" w:type="dxa"/>
+              <w:left w:w="57" w:type="dxa"/>
+              <w:bottom w:w="57" w:type="dxa"/>
+              <w:right w:w="57" w:type="dxa"/>
+            </w:tcMar>
+          </w:tcPr>
+          <w:p>
+            <w:r>
+              <w:rPr>
+                <w:rFonts w:ascii="Arial" w:hAnsi="Arial" w:cs="Arial"/>
+                <w:color w:val="000000"/>
+                <w:sz w:val="20"/>
+              </w:rPr>
               <w:t>Bab 1: Type of Editing Format (4K, 2K, HD, SD)</w:t>
             </w:r>
           </w:p>
@@ -388,9 +763,20 @@
         <w:tc>
           <w:tcPr>
             <w:tcW w:type="dxa" w:w="4513"/>
-          </w:tcPr>
-          <w:p>
-            <w:r>
+            <w:tcMar>
+              <w:top w:w="57" w:type="dxa"/>
+              <w:left w:w="57" w:type="dxa"/>
+              <w:bottom w:w="57" w:type="dxa"/>
+              <w:right w:w="57" w:type="dxa"/>
+            </w:tcMar>
+          </w:tcPr>
+          <w:p>
+            <w:r>
+              <w:rPr>
+                <w:rFonts w:ascii="Arial" w:hAnsi="Arial" w:cs="Arial"/>
+                <w:color w:val="000000"/>
+                <w:sz w:val="20"/>
+              </w:rPr>
               <w:t>1. Jenis Format dan Resolusi</w:t>
               <w:br/>
               <w:t>2. Penentuan Format Mengikut Keperluan Output</w:t>
@@ -401,12 +787,26 @@
         </w:tc>
       </w:tr>
       <w:tr>
-        <w:tc>
-          <w:tcPr>
-            <w:tcW w:type="dxa" w:w="4513"/>
-          </w:tcPr>
-          <w:p>
-            <w:r>
+        <w:trPr>
+          <w:cantSplit w:val="true"/>
+        </w:trPr>
+        <w:tc>
+          <w:tcPr>
+            <w:tcW w:type="dxa" w:w="4513"/>
+            <w:tcMar>
+              <w:top w:w="57" w:type="dxa"/>
+              <w:left w:w="57" w:type="dxa"/>
+              <w:bottom w:w="57" w:type="dxa"/>
+              <w:right w:w="57" w:type="dxa"/>
+            </w:tcMar>
+          </w:tcPr>
+          <w:p>
+            <w:r>
+              <w:rPr>
+                <w:rFonts w:ascii="Arial" w:hAnsi="Arial" w:cs="Arial"/>
+                <w:color w:val="000000"/>
+                <w:sz w:val="20"/>
+              </w:rPr>
               <w:t>Bab 2: Software and Hardware Specification</w:t>
             </w:r>
           </w:p>
@@ -414,9 +814,20 @@
         <w:tc>
           <w:tcPr>
             <w:tcW w:type="dxa" w:w="4513"/>
-          </w:tcPr>
-          <w:p>
-            <w:r>
+            <w:tcMar>
+              <w:top w:w="57" w:type="dxa"/>
+              <w:left w:w="57" w:type="dxa"/>
+              <w:bottom w:w="57" w:type="dxa"/>
+              <w:right w:w="57" w:type="dxa"/>
+            </w:tcMar>
+          </w:tcPr>
+          <w:p>
+            <w:r>
+              <w:rPr>
+                <w:rFonts w:ascii="Arial" w:hAnsi="Arial" w:cs="Arial"/>
+                <w:color w:val="000000"/>
+                <w:sz w:val="20"/>
+              </w:rPr>
               <w:t>1. Perisian NLE (Non-Linear Editing)</w:t>
               <w:br/>
               <w:t>2. Keperluan Perkakasan</w:t>
@@ -427,12 +838,26 @@
         </w:tc>
       </w:tr>
       <w:tr>
-        <w:tc>
-          <w:tcPr>
-            <w:tcW w:type="dxa" w:w="4513"/>
-          </w:tcPr>
-          <w:p>
-            <w:r>
+        <w:trPr>
+          <w:cantSplit w:val="true"/>
+        </w:trPr>
+        <w:tc>
+          <w:tcPr>
+            <w:tcW w:type="dxa" w:w="4513"/>
+            <w:tcMar>
+              <w:top w:w="57" w:type="dxa"/>
+              <w:left w:w="57" w:type="dxa"/>
+              <w:bottom w:w="57" w:type="dxa"/>
+              <w:right w:w="57" w:type="dxa"/>
+            </w:tcMar>
+          </w:tcPr>
+          <w:p>
+            <w:r>
+              <w:rPr>
+                <w:rFonts w:ascii="Arial" w:hAnsi="Arial" w:cs="Arial"/>
+                <w:color w:val="000000"/>
+                <w:sz w:val="20"/>
+              </w:rPr>
               <w:t>Bab 3: Type of Compression Footages (Low resolution, High resolution, Uncompressed)</w:t>
             </w:r>
           </w:p>
@@ -440,9 +865,20 @@
         <w:tc>
           <w:tcPr>
             <w:tcW w:type="dxa" w:w="4513"/>
-          </w:tcPr>
-          <w:p>
-            <w:r>
+            <w:tcMar>
+              <w:top w:w="57" w:type="dxa"/>
+              <w:left w:w="57" w:type="dxa"/>
+              <w:bottom w:w="57" w:type="dxa"/>
+              <w:right w:w="57" w:type="dxa"/>
+            </w:tcMar>
+          </w:tcPr>
+          <w:p>
+            <w:r>
+              <w:rPr>
+                <w:rFonts w:ascii="Arial" w:hAnsi="Arial" w:cs="Arial"/>
+                <w:color w:val="000000"/>
+                <w:sz w:val="20"/>
+              </w:rPr>
               <w:t>1. Kategori Mampatan</w:t>
               <w:br/>
               <w:t>2. Pemilihan Mampatan Mengikut Peringkat Kerja</w:t>
@@ -453,22 +889,38 @@
     </w:tbl>
     <w:p/>
     <w:p>
+      <w:pPr>
+        <w:spacing w:before="120" w:after="120" w:line="276" w:lineRule="auto"/>
+        <w:jc w:val="left"/>
+      </w:pPr>
       <w:r>
         <w:rPr>
+          <w:rFonts w:ascii="Arial" w:hAnsi="Arial" w:cs="Arial"/>
           <w:b/>
-          <w:sz w:val="24"/>
+          <w:color w:val="000000"/>
+          <w:sz w:val="22"/>
         </w:rPr>
         <w:t>Aktiviti Kerja 3: Perform digitising, capturing recorded materials  (IT-072-3:2012-C02-W03)</w:t>
       </w:r>
     </w:p>
     <w:p>
+      <w:pPr>
+        <w:spacing w:line="276" w:lineRule="auto" w:after="120"/>
+        <w:jc w:val="left"/>
+      </w:pPr>
       <w:r>
+        <w:rPr>
+          <w:rFonts w:ascii="Arial" w:hAnsi="Arial" w:cs="Arial"/>
+          <w:color w:val="000000"/>
+          <w:sz w:val="22"/>
+        </w:rPr>
         <w:t>Rangka topik (Bab dan sub-topik):</w:t>
       </w:r>
     </w:p>
     <w:tbl>
       <w:tblPr>
         <w:tblW w:type="auto" w:w="0"/>
+        <w:tblLayout w:type="autofit"/>
         <w:tblLook w:firstColumn="1" w:firstRow="1" w:lastColumn="0" w:lastRow="0" w:noHBand="0" w:noVBand="1" w:val="04A0"/>
       </w:tblPr>
       <w:tblGrid>
@@ -476,14 +928,28 @@
         <w:gridCol w:w="4513"/>
       </w:tblGrid>
       <w:tr>
-        <w:tc>
-          <w:tcPr>
-            <w:tcW w:type="dxa" w:w="4513"/>
-          </w:tcPr>
-          <w:p>
-            <w:r>
-              <w:rPr>
+        <w:trPr>
+          <w:tblHeader w:val="true"/>
+          <w:cantSplit w:val="true"/>
+        </w:trPr>
+        <w:tc>
+          <w:tcPr>
+            <w:tcW w:type="dxa" w:w="4513"/>
+            <w:tcMar>
+              <w:top w:w="57" w:type="dxa"/>
+              <w:left w:w="57" w:type="dxa"/>
+              <w:bottom w:w="57" w:type="dxa"/>
+              <w:right w:w="57" w:type="dxa"/>
+            </w:tcMar>
+            <w:shd w:val="clear" w:color="auto" w:fill="D9D9D9"/>
+          </w:tcPr>
+          <w:p>
+            <w:r>
+              <w:rPr>
+                <w:rFonts w:ascii="Arial" w:hAnsi="Arial" w:cs="Arial"/>
                 <w:b/>
+                <w:color w:val="000000"/>
+                <w:sz w:val="20"/>
               </w:rPr>
               <w:t>Bab</w:t>
             </w:r>
@@ -492,11 +958,21 @@
         <w:tc>
           <w:tcPr>
             <w:tcW w:type="dxa" w:w="4513"/>
-          </w:tcPr>
-          <w:p>
-            <w:r>
-              <w:rPr>
+            <w:tcMar>
+              <w:top w:w="57" w:type="dxa"/>
+              <w:left w:w="57" w:type="dxa"/>
+              <w:bottom w:w="57" w:type="dxa"/>
+              <w:right w:w="57" w:type="dxa"/>
+            </w:tcMar>
+            <w:shd w:val="clear" w:color="auto" w:fill="D9D9D9"/>
+          </w:tcPr>
+          <w:p>
+            <w:r>
+              <w:rPr>
+                <w:rFonts w:ascii="Arial" w:hAnsi="Arial" w:cs="Arial"/>
                 <w:b/>
+                <w:color w:val="000000"/>
+                <w:sz w:val="20"/>
               </w:rPr>
               <w:t>Sub-topik</w:t>
             </w:r>
@@ -504,12 +980,26 @@
         </w:tc>
       </w:tr>
       <w:tr>
-        <w:tc>
-          <w:tcPr>
-            <w:tcW w:type="dxa" w:w="4513"/>
-          </w:tcPr>
-          <w:p>
-            <w:r>
+        <w:trPr>
+          <w:cantSplit w:val="true"/>
+        </w:trPr>
+        <w:tc>
+          <w:tcPr>
+            <w:tcW w:type="dxa" w:w="4513"/>
+            <w:tcMar>
+              <w:top w:w="57" w:type="dxa"/>
+              <w:left w:w="57" w:type="dxa"/>
+              <w:bottom w:w="57" w:type="dxa"/>
+              <w:right w:w="57" w:type="dxa"/>
+            </w:tcMar>
+          </w:tcPr>
+          <w:p>
+            <w:r>
+              <w:rPr>
+                <w:rFonts w:ascii="Arial" w:hAnsi="Arial" w:cs="Arial"/>
+                <w:color w:val="000000"/>
+                <w:sz w:val="20"/>
+              </w:rPr>
               <w:t>Bab 1: Film Scanning</w:t>
             </w:r>
           </w:p>
@@ -517,9 +1007,20 @@
         <w:tc>
           <w:tcPr>
             <w:tcW w:type="dxa" w:w="4513"/>
-          </w:tcPr>
-          <w:p>
-            <w:r>
+            <w:tcMar>
+              <w:top w:w="57" w:type="dxa"/>
+              <w:left w:w="57" w:type="dxa"/>
+              <w:bottom w:w="57" w:type="dxa"/>
+              <w:right w:w="57" w:type="dxa"/>
+            </w:tcMar>
+          </w:tcPr>
+          <w:p>
+            <w:r>
+              <w:rPr>
+                <w:rFonts w:ascii="Arial" w:hAnsi="Arial" w:cs="Arial"/>
+                <w:color w:val="000000"/>
+                <w:sz w:val="20"/>
+              </w:rPr>
               <w:t>1. Proses dan Peralatan Film Scanning</w:t>
               <w:br/>
               <w:t>2. Resolusi dan Format Fail Hasil Imbasan</w:t>
@@ -528,12 +1029,26 @@
         </w:tc>
       </w:tr>
       <w:tr>
-        <w:tc>
-          <w:tcPr>
-            <w:tcW w:type="dxa" w:w="4513"/>
-          </w:tcPr>
-          <w:p>
-            <w:r>
+        <w:trPr>
+          <w:cantSplit w:val="true"/>
+        </w:trPr>
+        <w:tc>
+          <w:tcPr>
+            <w:tcW w:type="dxa" w:w="4513"/>
+            <w:tcMar>
+              <w:top w:w="57" w:type="dxa"/>
+              <w:left w:w="57" w:type="dxa"/>
+              <w:bottom w:w="57" w:type="dxa"/>
+              <w:right w:w="57" w:type="dxa"/>
+            </w:tcMar>
+          </w:tcPr>
+          <w:p>
+            <w:r>
+              <w:rPr>
+                <w:rFonts w:ascii="Arial" w:hAnsi="Arial" w:cs="Arial"/>
+                <w:color w:val="000000"/>
+                <w:sz w:val="20"/>
+              </w:rPr>
               <w:t>Bab 2: Transfer Process</w:t>
             </w:r>
           </w:p>
@@ -541,9 +1056,20 @@
         <w:tc>
           <w:tcPr>
             <w:tcW w:type="dxa" w:w="4513"/>
-          </w:tcPr>
-          <w:p>
-            <w:r>
+            <w:tcMar>
+              <w:top w:w="57" w:type="dxa"/>
+              <w:left w:w="57" w:type="dxa"/>
+              <w:bottom w:w="57" w:type="dxa"/>
+              <w:right w:w="57" w:type="dxa"/>
+            </w:tcMar>
+          </w:tcPr>
+          <w:p>
+            <w:r>
+              <w:rPr>
+                <w:rFonts w:ascii="Arial" w:hAnsi="Arial" w:cs="Arial"/>
+                <w:color w:val="000000"/>
+                <w:sz w:val="20"/>
+              </w:rPr>
               <w:t>1. Telecine (TC) Process (Film-to-tape transfer)</w:t>
               <w:br/>
               <w:t>2. Broadcast Equipment dan Data Transfer</w:t>
@@ -552,12 +1078,26 @@
         </w:tc>
       </w:tr>
       <w:tr>
-        <w:tc>
-          <w:tcPr>
-            <w:tcW w:type="dxa" w:w="4513"/>
-          </w:tcPr>
-          <w:p>
-            <w:r>
+        <w:trPr>
+          <w:cantSplit w:val="true"/>
+        </w:trPr>
+        <w:tc>
+          <w:tcPr>
+            <w:tcW w:type="dxa" w:w="4513"/>
+            <w:tcMar>
+              <w:top w:w="57" w:type="dxa"/>
+              <w:left w:w="57" w:type="dxa"/>
+              <w:bottom w:w="57" w:type="dxa"/>
+              <w:right w:w="57" w:type="dxa"/>
+            </w:tcMar>
+          </w:tcPr>
+          <w:p>
+            <w:r>
+              <w:rPr>
+                <w:rFonts w:ascii="Arial" w:hAnsi="Arial" w:cs="Arial"/>
+                <w:color w:val="000000"/>
+                <w:sz w:val="20"/>
+              </w:rPr>
               <w:t>Bab 3: Computer Software and Hardware</w:t>
             </w:r>
           </w:p>
@@ -565,9 +1105,20 @@
         <w:tc>
           <w:tcPr>
             <w:tcW w:type="dxa" w:w="4513"/>
-          </w:tcPr>
-          <w:p>
-            <w:r>
+            <w:tcMar>
+              <w:top w:w="57" w:type="dxa"/>
+              <w:left w:w="57" w:type="dxa"/>
+              <w:bottom w:w="57" w:type="dxa"/>
+              <w:right w:w="57" w:type="dxa"/>
+            </w:tcMar>
+          </w:tcPr>
+          <w:p>
+            <w:r>
+              <w:rPr>
+                <w:rFonts w:ascii="Arial" w:hAnsi="Arial" w:cs="Arial"/>
+                <w:color w:val="000000"/>
+                <w:sz w:val="20"/>
+              </w:rPr>
               <w:t>1. Pengesahan Perisian dan Perkakasan</w:t>
               <w:br/>
               <w:t>2. Fail Projek Editing</w:t>
@@ -576,12 +1127,26 @@
         </w:tc>
       </w:tr>
       <w:tr>
-        <w:tc>
-          <w:tcPr>
-            <w:tcW w:type="dxa" w:w="4513"/>
-          </w:tcPr>
-          <w:p>
-            <w:r>
+        <w:trPr>
+          <w:cantSplit w:val="true"/>
+        </w:trPr>
+        <w:tc>
+          <w:tcPr>
+            <w:tcW w:type="dxa" w:w="4513"/>
+            <w:tcMar>
+              <w:top w:w="57" w:type="dxa"/>
+              <w:left w:w="57" w:type="dxa"/>
+              <w:bottom w:w="57" w:type="dxa"/>
+              <w:right w:w="57" w:type="dxa"/>
+            </w:tcMar>
+          </w:tcPr>
+          <w:p>
+            <w:r>
+              <w:rPr>
+                <w:rFonts w:ascii="Arial" w:hAnsi="Arial" w:cs="Arial"/>
+                <w:color w:val="000000"/>
+                <w:sz w:val="20"/>
+              </w:rPr>
               <w:t>Bab 4: Type of Format Material</w:t>
             </w:r>
           </w:p>
@@ -589,9 +1154,20 @@
         <w:tc>
           <w:tcPr>
             <w:tcW w:type="dxa" w:w="4513"/>
-          </w:tcPr>
-          <w:p>
-            <w:r>
+            <w:tcMar>
+              <w:top w:w="57" w:type="dxa"/>
+              <w:left w:w="57" w:type="dxa"/>
+              <w:bottom w:w="57" w:type="dxa"/>
+              <w:right w:w="57" w:type="dxa"/>
+            </w:tcMar>
+          </w:tcPr>
+          <w:p>
+            <w:r>
+              <w:rPr>
+                <w:rFonts w:ascii="Arial" w:hAnsi="Arial" w:cs="Arial"/>
+                <w:color w:val="000000"/>
+                <w:sz w:val="20"/>
+              </w:rPr>
               <w:t>1. Kategori Format Material</w:t>
               <w:br/>
               <w:t>2. Kepentingan Pengenalpastian Format</w:t>
@@ -600,12 +1176,26 @@
         </w:tc>
       </w:tr>
       <w:tr>
-        <w:tc>
-          <w:tcPr>
-            <w:tcW w:type="dxa" w:w="4513"/>
-          </w:tcPr>
-          <w:p>
-            <w:r>
+        <w:trPr>
+          <w:cantSplit w:val="true"/>
+        </w:trPr>
+        <w:tc>
+          <w:tcPr>
+            <w:tcW w:type="dxa" w:w="4513"/>
+            <w:tcMar>
+              <w:top w:w="57" w:type="dxa"/>
+              <w:left w:w="57" w:type="dxa"/>
+              <w:bottom w:w="57" w:type="dxa"/>
+              <w:right w:w="57" w:type="dxa"/>
+            </w:tcMar>
+          </w:tcPr>
+          <w:p>
+            <w:r>
+              <w:rPr>
+                <w:rFonts w:ascii="Arial" w:hAnsi="Arial" w:cs="Arial"/>
+                <w:color w:val="000000"/>
+                <w:sz w:val="20"/>
+              </w:rPr>
               <w:t>Bab 5: Type of Conversion Format</w:t>
             </w:r>
           </w:p>
@@ -613,9 +1203,20 @@
         <w:tc>
           <w:tcPr>
             <w:tcW w:type="dxa" w:w="4513"/>
-          </w:tcPr>
-          <w:p>
-            <w:r>
+            <w:tcMar>
+              <w:top w:w="57" w:type="dxa"/>
+              <w:left w:w="57" w:type="dxa"/>
+              <w:bottom w:w="57" w:type="dxa"/>
+              <w:right w:w="57" w:type="dxa"/>
+            </w:tcMar>
+          </w:tcPr>
+          <w:p>
+            <w:r>
+              <w:rPr>
+                <w:rFonts w:ascii="Arial" w:hAnsi="Arial" w:cs="Arial"/>
+                <w:color w:val="000000"/>
+                <w:sz w:val="20"/>
+              </w:rPr>
               <w:t>1. Jenis Konversi</w:t>
               <w:br/>
               <w:t>2. Risiko Semasa Konversi</w:t>
@@ -624,12 +1225,26 @@
         </w:tc>
       </w:tr>
       <w:tr>
-        <w:tc>
-          <w:tcPr>
-            <w:tcW w:type="dxa" w:w="4513"/>
-          </w:tcPr>
-          <w:p>
-            <w:r>
+        <w:trPr>
+          <w:cantSplit w:val="true"/>
+        </w:trPr>
+        <w:tc>
+          <w:tcPr>
+            <w:tcW w:type="dxa" w:w="4513"/>
+            <w:tcMar>
+              <w:top w:w="57" w:type="dxa"/>
+              <w:left w:w="57" w:type="dxa"/>
+              <w:bottom w:w="57" w:type="dxa"/>
+              <w:right w:w="57" w:type="dxa"/>
+            </w:tcMar>
+          </w:tcPr>
+          <w:p>
+            <w:r>
+              <w:rPr>
+                <w:rFonts w:ascii="Arial" w:hAnsi="Arial" w:cs="Arial"/>
+                <w:color w:val="000000"/>
+                <w:sz w:val="20"/>
+              </w:rPr>
               <w:t>Bab 6: Type of Aspect Ratio Format</w:t>
             </w:r>
           </w:p>
@@ -637,9 +1252,20 @@
         <w:tc>
           <w:tcPr>
             <w:tcW w:type="dxa" w:w="4513"/>
-          </w:tcPr>
-          <w:p>
-            <w:r>
+            <w:tcMar>
+              <w:top w:w="57" w:type="dxa"/>
+              <w:left w:w="57" w:type="dxa"/>
+              <w:bottom w:w="57" w:type="dxa"/>
+              <w:right w:w="57" w:type="dxa"/>
+            </w:tcMar>
+          </w:tcPr>
+          <w:p>
+            <w:r>
+              <w:rPr>
+                <w:rFonts w:ascii="Arial" w:hAnsi="Arial" w:cs="Arial"/>
+                <w:color w:val="000000"/>
+                <w:sz w:val="20"/>
+              </w:rPr>
               <w:t>1. Jenis Aspect Ratio</w:t>
               <w:br/>
               <w:t>2. Kepentingan Pengesahan Aspect Ratio</w:t>
@@ -650,22 +1276,38 @@
     </w:tbl>
     <w:p/>
     <w:p>
+      <w:pPr>
+        <w:spacing w:before="120" w:after="120" w:line="276" w:lineRule="auto"/>
+        <w:jc w:val="left"/>
+      </w:pPr>
       <w:r>
         <w:rPr>
+          <w:rFonts w:ascii="Arial" w:hAnsi="Arial" w:cs="Arial"/>
           <w:b/>
-          <w:sz w:val="24"/>
+          <w:color w:val="000000"/>
+          <w:sz w:val="22"/>
         </w:rPr>
         <w:t>Aktiviti Kerja 4: Arrange scenes to respected bins  (IT-072-3:2012-C02-W04)</w:t>
       </w:r>
     </w:p>
     <w:p>
+      <w:pPr>
+        <w:spacing w:line="276" w:lineRule="auto" w:after="120"/>
+        <w:jc w:val="left"/>
+      </w:pPr>
       <w:r>
+        <w:rPr>
+          <w:rFonts w:ascii="Arial" w:hAnsi="Arial" w:cs="Arial"/>
+          <w:color w:val="000000"/>
+          <w:sz w:val="22"/>
+        </w:rPr>
         <w:t>Rangka topik (Bab dan sub-topik):</w:t>
       </w:r>
     </w:p>
     <w:tbl>
       <w:tblPr>
         <w:tblW w:type="auto" w:w="0"/>
+        <w:tblLayout w:type="autofit"/>
         <w:tblLook w:firstColumn="1" w:firstRow="1" w:lastColumn="0" w:lastRow="0" w:noHBand="0" w:noVBand="1" w:val="04A0"/>
       </w:tblPr>
       <w:tblGrid>
@@ -673,14 +1315,28 @@
         <w:gridCol w:w="4513"/>
       </w:tblGrid>
       <w:tr>
-        <w:tc>
-          <w:tcPr>
-            <w:tcW w:type="dxa" w:w="4513"/>
-          </w:tcPr>
-          <w:p>
-            <w:r>
-              <w:rPr>
+        <w:trPr>
+          <w:tblHeader w:val="true"/>
+          <w:cantSplit w:val="true"/>
+        </w:trPr>
+        <w:tc>
+          <w:tcPr>
+            <w:tcW w:type="dxa" w:w="4513"/>
+            <w:tcMar>
+              <w:top w:w="57" w:type="dxa"/>
+              <w:left w:w="57" w:type="dxa"/>
+              <w:bottom w:w="57" w:type="dxa"/>
+              <w:right w:w="57" w:type="dxa"/>
+            </w:tcMar>
+            <w:shd w:val="clear" w:color="auto" w:fill="D9D9D9"/>
+          </w:tcPr>
+          <w:p>
+            <w:r>
+              <w:rPr>
+                <w:rFonts w:ascii="Arial" w:hAnsi="Arial" w:cs="Arial"/>
                 <w:b/>
+                <w:color w:val="000000"/>
+                <w:sz w:val="20"/>
               </w:rPr>
               <w:t>Bab</w:t>
             </w:r>
@@ -689,11 +1345,21 @@
         <w:tc>
           <w:tcPr>
             <w:tcW w:type="dxa" w:w="4513"/>
-          </w:tcPr>
-          <w:p>
-            <w:r>
-              <w:rPr>
+            <w:tcMar>
+              <w:top w:w="57" w:type="dxa"/>
+              <w:left w:w="57" w:type="dxa"/>
+              <w:bottom w:w="57" w:type="dxa"/>
+              <w:right w:w="57" w:type="dxa"/>
+            </w:tcMar>
+            <w:shd w:val="clear" w:color="auto" w:fill="D9D9D9"/>
+          </w:tcPr>
+          <w:p>
+            <w:r>
+              <w:rPr>
+                <w:rFonts w:ascii="Arial" w:hAnsi="Arial" w:cs="Arial"/>
                 <w:b/>
+                <w:color w:val="000000"/>
+                <w:sz w:val="20"/>
               </w:rPr>
               <w:t>Sub-topik</w:t>
             </w:r>
@@ -701,12 +1367,26 @@
         </w:tc>
       </w:tr>
       <w:tr>
-        <w:tc>
-          <w:tcPr>
-            <w:tcW w:type="dxa" w:w="4513"/>
-          </w:tcPr>
-          <w:p>
-            <w:r>
+        <w:trPr>
+          <w:cantSplit w:val="true"/>
+        </w:trPr>
+        <w:tc>
+          <w:tcPr>
+            <w:tcW w:type="dxa" w:w="4513"/>
+            <w:tcMar>
+              <w:top w:w="57" w:type="dxa"/>
+              <w:left w:w="57" w:type="dxa"/>
+              <w:bottom w:w="57" w:type="dxa"/>
+              <w:right w:w="57" w:type="dxa"/>
+            </w:tcMar>
+          </w:tcPr>
+          <w:p>
+            <w:r>
+              <w:rPr>
+                <w:rFonts w:ascii="Arial" w:hAnsi="Arial" w:cs="Arial"/>
+                <w:color w:val="000000"/>
+                <w:sz w:val="20"/>
+              </w:rPr>
               <w:t>Bab 1: Editing Software</w:t>
             </w:r>
           </w:p>
@@ -714,9 +1394,20 @@
         <w:tc>
           <w:tcPr>
             <w:tcW w:type="dxa" w:w="4513"/>
-          </w:tcPr>
-          <w:p>
-            <w:r>
+            <w:tcMar>
+              <w:top w:w="57" w:type="dxa"/>
+              <w:left w:w="57" w:type="dxa"/>
+              <w:bottom w:w="57" w:type="dxa"/>
+              <w:right w:w="57" w:type="dxa"/>
+            </w:tcMar>
+          </w:tcPr>
+          <w:p>
+            <w:r>
+              <w:rPr>
+                <w:rFonts w:ascii="Arial" w:hAnsi="Arial" w:cs="Arial"/>
+                <w:color w:val="000000"/>
+                <w:sz w:val="20"/>
+              </w:rPr>
               <w:t>1. Definisi Bin</w:t>
               <w:br/>
               <w:t>2. Fungsi dan Perbandingan Ciri Bin</w:t>
@@ -725,12 +1416,26 @@
         </w:tc>
       </w:tr>
       <w:tr>
-        <w:tc>
-          <w:tcPr>
-            <w:tcW w:type="dxa" w:w="4513"/>
-          </w:tcPr>
-          <w:p>
-            <w:r>
+        <w:trPr>
+          <w:cantSplit w:val="true"/>
+        </w:trPr>
+        <w:tc>
+          <w:tcPr>
+            <w:tcW w:type="dxa" w:w="4513"/>
+            <w:tcMar>
+              <w:top w:w="57" w:type="dxa"/>
+              <w:left w:w="57" w:type="dxa"/>
+              <w:bottom w:w="57" w:type="dxa"/>
+              <w:right w:w="57" w:type="dxa"/>
+            </w:tcMar>
+          </w:tcPr>
+          <w:p>
+            <w:r>
+              <w:rPr>
+                <w:rFonts w:ascii="Arial" w:hAnsi="Arial" w:cs="Arial"/>
+                <w:color w:val="000000"/>
+                <w:sz w:val="20"/>
+              </w:rPr>
               <w:t>Bab 2: Scene Coordination</w:t>
             </w:r>
           </w:p>
@@ -738,9 +1443,20 @@
         <w:tc>
           <w:tcPr>
             <w:tcW w:type="dxa" w:w="4513"/>
-          </w:tcPr>
-          <w:p>
-            <w:r>
+            <w:tcMar>
+              <w:top w:w="57" w:type="dxa"/>
+              <w:left w:w="57" w:type="dxa"/>
+              <w:bottom w:w="57" w:type="dxa"/>
+              <w:right w:w="57" w:type="dxa"/>
+            </w:tcMar>
+          </w:tcPr>
+          <w:p>
+            <w:r>
+              <w:rPr>
+                <w:rFonts w:ascii="Arial" w:hAnsi="Arial" w:cs="Arial"/>
+                <w:color w:val="000000"/>
+                <w:sz w:val="20"/>
+              </w:rPr>
               <w:t>1. Definisi dan Tujuan</w:t>
               <w:br/>
               <w:t>2. Kaedah Penyelarasan Scene</w:t>
@@ -749,12 +1465,26 @@
         </w:tc>
       </w:tr>
       <w:tr>
-        <w:tc>
-          <w:tcPr>
-            <w:tcW w:type="dxa" w:w="4513"/>
-          </w:tcPr>
-          <w:p>
-            <w:r>
+        <w:trPr>
+          <w:cantSplit w:val="true"/>
+        </w:trPr>
+        <w:tc>
+          <w:tcPr>
+            <w:tcW w:type="dxa" w:w="4513"/>
+            <w:tcMar>
+              <w:top w:w="57" w:type="dxa"/>
+              <w:left w:w="57" w:type="dxa"/>
+              <w:bottom w:w="57" w:type="dxa"/>
+              <w:right w:w="57" w:type="dxa"/>
+            </w:tcMar>
+          </w:tcPr>
+          <w:p>
+            <w:r>
+              <w:rPr>
+                <w:rFonts w:ascii="Arial" w:hAnsi="Arial" w:cs="Arial"/>
+                <w:color w:val="000000"/>
+                <w:sz w:val="20"/>
+              </w:rPr>
               <w:t>Bab 3: Bins Labelling</w:t>
             </w:r>
           </w:p>
@@ -762,9 +1492,20 @@
         <w:tc>
           <w:tcPr>
             <w:tcW w:type="dxa" w:w="4513"/>
-          </w:tcPr>
-          <w:p>
-            <w:r>
+            <w:tcMar>
+              <w:top w:w="57" w:type="dxa"/>
+              <w:left w:w="57" w:type="dxa"/>
+              <w:bottom w:w="57" w:type="dxa"/>
+              <w:right w:w="57" w:type="dxa"/>
+            </w:tcMar>
+          </w:tcPr>
+          <w:p>
+            <w:r>
+              <w:rPr>
+                <w:rFonts w:ascii="Arial" w:hAnsi="Arial" w:cs="Arial"/>
+                <w:color w:val="000000"/>
+                <w:sz w:val="20"/>
+              </w:rPr>
               <w:t>1. Amalan Pelabelan yang Disyorkan</w:t>
               <w:br/>
               <w:t>2. Hasil Akhir: Senarai Bin</w:t>
